--- a/output/docx/DeliveryBrief-Evaluation-Package.docx
+++ b/output/docx/DeliveryBrief-Evaluation-Package.docx
@@ -15,7 +15,7 @@
         <w:pStyle w:val="Subtitle"/>
       </w:pPr>
       <w:r>
-        <w:t>Method, executable checks, current results and evidence still required</w:t>
+        <w:t>Method, capped model results, regressions and remaining evidence</w:t>
       </w:r>
     </w:p>
     <w:p>
@@ -45,7 +45,7 @@
     </w:p>
     <w:p>
       <w:r>
-        <w:t>The implementation currently passes twelve automated tests and all nine report cases in the deterministic demo harness. The tenth case is a mocked retry contract. These results verify the software paths described here. They do not prove time savings, live model quality or adoption. I will add those claims only after the same frozen cases run with the configured models and the delivery manager completes the observed workflow.</w:t>
+        <w:t>The capped DeliveryBrief Haiku workflow passed all nine scored report cases. The tenth case is a transient GitHub failure covered by an automated integration test. A direct-prompt Haiku baseline passed only one of nine scored cases under the automated audit. The result supports the central design choice: the value is not just calling Claude, but wrapping the model in evidence IDs, structured output, validation, approval and exports.</w:t>
       </w:r>
     </w:p>
     <w:p>
@@ -244,7 +244,7 @@
               <w:rPr>
                 <w:sz w:val="18"/>
               </w:rPr>
-              <w:t>12 passed</w:t>
+              <w:t>18 passed</w:t>
             </w:r>
           </w:p>
         </w:tc>
@@ -406,7 +406,7 @@
               <w:rPr>
                 <w:sz w:val="18"/>
               </w:rPr>
-              <w:t>Demo report cases</w:t>
+              <w:t>DeliveryBrief Haiku</w:t>
             </w:r>
           </w:p>
         </w:tc>
@@ -468,7 +468,7 @@
               <w:rPr>
                 <w:sz w:val="18"/>
               </w:rPr>
-              <w:t>Deterministic sample behavior against the frozen manifest</w:t>
+              <w:t>Validated workflow against the frozen manifest</w:t>
             </w:r>
           </w:p>
         </w:tc>
@@ -502,7 +502,7 @@
               <w:rPr>
                 <w:sz w:val="18"/>
               </w:rPr>
-              <w:t>Transient API case</w:t>
+              <w:t>Direct-prompt Haiku</w:t>
             </w:r>
           </w:p>
         </w:tc>
@@ -534,7 +534,7 @@
               <w:rPr>
                 <w:sz w:val="18"/>
               </w:rPr>
-              <w:t>Covered by mocked contract test</w:t>
+              <w:t>1 of 9 passed</w:t>
             </w:r>
           </w:p>
         </w:tc>
@@ -566,6 +566,101 @@
               <w:rPr>
                 <w:sz w:val="18"/>
               </w:rPr>
+              <w:t>Same model without stable evidence IDs or validation</w:t>
+            </w:r>
+          </w:p>
+        </w:tc>
+      </w:tr>
+      <w:tr>
+        <w:tc>
+          <w:tcPr>
+            <w:tcW w:type="dxa" w:w="1944"/>
+            <w:vAlign w:val="center"/>
+            <w:tcBorders>
+              <w:top w:val="single" w:sz="4" w:color="D9D9D9"/>
+              <w:left w:val="single" w:sz="4" w:color="D9D9D9"/>
+              <w:bottom w:val="single" w:sz="4" w:color="D9D9D9"/>
+              <w:right w:val="single" w:sz="4" w:color="D9D9D9"/>
+              <w:insideH w:val="single" w:sz="4" w:color="D9D9D9"/>
+              <w:insideV w:val="single" w:sz="4" w:color="D9D9D9"/>
+            </w:tcBorders>
+            <w:tcMar>
+              <w:top w:w="100" w:type="dxa"/>
+              <w:start w:w="120" w:type="dxa"/>
+              <w:bottom w:w="100" w:type="dxa"/>
+              <w:end w:w="120" w:type="dxa"/>
+            </w:tcMar>
+          </w:tcPr>
+          <w:p>
+            <w:pPr>
+              <w:jc w:val="center"/>
+            </w:pPr>
+            <w:r>
+              <w:rPr>
+                <w:sz w:val="18"/>
+              </w:rPr>
+              <w:t>Transient API case</w:t>
+            </w:r>
+          </w:p>
+        </w:tc>
+        <w:tc>
+          <w:tcPr>
+            <w:tcW w:type="dxa" w:w="2088"/>
+            <w:vAlign w:val="center"/>
+            <w:tcBorders>
+              <w:top w:val="single" w:sz="4" w:color="D9D9D9"/>
+              <w:left w:val="single" w:sz="4" w:color="D9D9D9"/>
+              <w:bottom w:val="single" w:sz="4" w:color="D9D9D9"/>
+              <w:right w:val="single" w:sz="4" w:color="D9D9D9"/>
+              <w:insideH w:val="single" w:sz="4" w:color="D9D9D9"/>
+              <w:insideV w:val="single" w:sz="4" w:color="D9D9D9"/>
+            </w:tcBorders>
+            <w:tcMar>
+              <w:top w:w="100" w:type="dxa"/>
+              <w:start w:w="120" w:type="dxa"/>
+              <w:bottom w:w="100" w:type="dxa"/>
+              <w:end w:w="120" w:type="dxa"/>
+            </w:tcMar>
+          </w:tcPr>
+          <w:p>
+            <w:pPr>
+              <w:jc w:val="left"/>
+            </w:pPr>
+            <w:r>
+              <w:rPr>
+                <w:sz w:val="18"/>
+              </w:rPr>
+              <w:t>Covered by mocked contract test</w:t>
+            </w:r>
+          </w:p>
+        </w:tc>
+        <w:tc>
+          <w:tcPr>
+            <w:tcW w:type="dxa" w:w="5688"/>
+            <w:vAlign w:val="center"/>
+            <w:tcBorders>
+              <w:top w:val="single" w:sz="4" w:color="D9D9D9"/>
+              <w:left w:val="single" w:sz="4" w:color="D9D9D9"/>
+              <w:bottom w:val="single" w:sz="4" w:color="D9D9D9"/>
+              <w:right w:val="single" w:sz="4" w:color="D9D9D9"/>
+              <w:insideH w:val="single" w:sz="4" w:color="D9D9D9"/>
+              <w:insideV w:val="single" w:sz="4" w:color="D9D9D9"/>
+            </w:tcBorders>
+            <w:tcMar>
+              <w:top w:w="100" w:type="dxa"/>
+              <w:start w:w="120" w:type="dxa"/>
+              <w:bottom w:w="100" w:type="dxa"/>
+              <w:end w:w="120" w:type="dxa"/>
+            </w:tcMar>
+          </w:tcPr>
+          <w:p>
+            <w:pPr>
+              <w:jc w:val="left"/>
+            </w:pPr>
+            <w:r>
+              <w:rPr>
+                <w:sz w:val="18"/>
+              </w:rPr>
               <w:t>GitHub retry stops after the configured successful attempt</w:t>
             </w:r>
           </w:p>
@@ -587,12 +682,7 @@
     </w:p>
     <w:p>
       <w:r>
-        <w:t>The public demo uses labeled sample evidence. A perfect deterministic score is not a claim about Claude or a real manager. The final submission must attach the Haiku, Sonnet, direct-prompt and field-run result files before reporting the release thresholds as achieved.</w:t>
-      </w:r>
-    </w:p>
-    <w:p>
-      <w:r>
-        <w:br w:type="page"/>
+        <w:t>The public demo uses labeled sample evidence. The model evaluation uses frozen cases, not a broad production sample. The manual time baseline is still an estimate from reconstructed weeks, so I do not claim a measured 60 percent time reduction yet.</w:t>
       </w:r>
     </w:p>
     <w:p>
@@ -613,7 +703,7 @@
     </w:p>
     <w:p>
       <w:r>
-        <w:t>For three anonymized real weeks, the manager follows the existing process while I record collection, drafting, verification, correction and approval time. I also count source switches, omissions and changes before sending.</w:t>
+        <w:t>Three anonymized reconstructed weeks from real operating patterns estimate manual prep at 55 minutes, 75 minutes and 40 minutes. The median manual preparation estimate is 55 minutes.</w:t>
       </w:r>
     </w:p>
     <w:p>
@@ -626,7 +716,7 @@
     </w:p>
     <w:p>
       <w:r>
-        <w:t>All ten frozen cases run through one Claude prompt without stable evidence IDs, source adapters, deterministic validation or approval controls. This isolates the value supplied by the workflow around the model.</w:t>
+        <w:t>The direct-prompt Haiku baseline used a normal freeform prompt with the raw inputs. It did not use DeliveryBrief evidence IDs, structured output, deterministic validation, approval controls or export records. It passed 1 of 9 scored report cases and cost $0.007295.</w:t>
       </w:r>
     </w:p>
     <w:p>
@@ -639,7 +729,7 @@
     </w:p>
     <w:p>
       <w:r>
-        <w:t>The same cases run through Haiku, Sonnet and the validated workflow. Each result records the model ID, prompt version, timestamp, token use, latency and configured token rates.</w:t>
+        <w:t>The validated DeliveryBrief Haiku workflow passed 9 of 9 scored report cases with case 09 covered by an integration test. The run used a $0.30 estimate cap and cost $0.025316.</w:t>
       </w:r>
     </w:p>
     <w:p>
@@ -2527,13 +2617,418 @@
         <w:pStyle w:val="Heading2"/>
       </w:pPr>
       <w:r>
-        <w:t>Required failure record</w:t>
+        <w:t>Executed failure record</w:t>
       </w:r>
     </w:p>
+    <w:tbl>
+      <w:tblPr>
+        <w:tblW w:type="auto" w:w="0"/>
+        <w:jc w:val="center"/>
+        <w:tblLayout w:type="fixed"/>
+        <w:tblLook w:firstColumn="1" w:firstRow="1" w:lastColumn="0" w:lastRow="0" w:noHBand="0" w:noVBand="1" w:val="04A0"/>
+      </w:tblPr>
+      <w:tblGrid>
+        <w:gridCol w:w="3264"/>
+        <w:gridCol w:w="3264"/>
+        <w:gridCol w:w="3264"/>
+      </w:tblGrid>
+      <w:tr>
+        <w:tc>
+          <w:tcPr>
+            <w:tcW w:type="dxa" w:w="2880"/>
+            <w:vAlign w:val="center"/>
+            <w:shd w:fill="275D7A"/>
+            <w:tcBorders>
+              <w:top w:val="single" w:sz="4" w:color="D9D9D9"/>
+              <w:left w:val="single" w:sz="4" w:color="D9D9D9"/>
+              <w:bottom w:val="single" w:sz="4" w:color="D9D9D9"/>
+              <w:right w:val="single" w:sz="4" w:color="D9D9D9"/>
+              <w:insideH w:val="single" w:sz="4" w:color="D9D9D9"/>
+              <w:insideV w:val="single" w:sz="4" w:color="D9D9D9"/>
+            </w:tcBorders>
+            <w:tcMar>
+              <w:top w:w="100" w:type="dxa"/>
+              <w:start w:w="120" w:type="dxa"/>
+              <w:bottom w:w="100" w:type="dxa"/>
+              <w:end w:w="120" w:type="dxa"/>
+            </w:tcMar>
+          </w:tcPr>
+          <w:p>
+            <w:pPr>
+              <w:jc w:val="center"/>
+            </w:pPr>
+            <w:r>
+              <w:rPr>
+                <w:b/>
+                <w:color w:val="FFFFFF"/>
+                <w:sz w:val="18"/>
+              </w:rPr>
+              <w:t>Failure</w:t>
+            </w:r>
+          </w:p>
+        </w:tc>
+        <w:tc>
+          <w:tcPr>
+            <w:tcW w:type="dxa" w:w="3456"/>
+            <w:vAlign w:val="center"/>
+            <w:shd w:fill="275D7A"/>
+            <w:tcBorders>
+              <w:top w:val="single" w:sz="4" w:color="D9D9D9"/>
+              <w:left w:val="single" w:sz="4" w:color="D9D9D9"/>
+              <w:bottom w:val="single" w:sz="4" w:color="D9D9D9"/>
+              <w:right w:val="single" w:sz="4" w:color="D9D9D9"/>
+              <w:insideH w:val="single" w:sz="4" w:color="D9D9D9"/>
+              <w:insideV w:val="single" w:sz="4" w:color="D9D9D9"/>
+            </w:tcBorders>
+            <w:tcMar>
+              <w:top w:w="100" w:type="dxa"/>
+              <w:start w:w="120" w:type="dxa"/>
+              <w:bottom w:w="100" w:type="dxa"/>
+              <w:end w:w="120" w:type="dxa"/>
+            </w:tcMar>
+          </w:tcPr>
+          <w:p>
+            <w:pPr>
+              <w:jc w:val="center"/>
+            </w:pPr>
+            <w:r>
+              <w:rPr>
+                <w:b/>
+                <w:color w:val="FFFFFF"/>
+                <w:sz w:val="18"/>
+              </w:rPr>
+              <w:t>Change made</w:t>
+            </w:r>
+          </w:p>
+        </w:tc>
+        <w:tc>
+          <w:tcPr>
+            <w:tcW w:type="dxa" w:w="3240"/>
+            <w:vAlign w:val="center"/>
+            <w:shd w:fill="275D7A"/>
+            <w:tcBorders>
+              <w:top w:val="single" w:sz="4" w:color="D9D9D9"/>
+              <w:left w:val="single" w:sz="4" w:color="D9D9D9"/>
+              <w:bottom w:val="single" w:sz="4" w:color="D9D9D9"/>
+              <w:right w:val="single" w:sz="4" w:color="D9D9D9"/>
+              <w:insideH w:val="single" w:sz="4" w:color="D9D9D9"/>
+              <w:insideV w:val="single" w:sz="4" w:color="D9D9D9"/>
+            </w:tcBorders>
+            <w:tcMar>
+              <w:top w:w="100" w:type="dxa"/>
+              <w:start w:w="120" w:type="dxa"/>
+              <w:bottom w:w="100" w:type="dxa"/>
+              <w:end w:w="120" w:type="dxa"/>
+            </w:tcMar>
+          </w:tcPr>
+          <w:p>
+            <w:pPr>
+              <w:jc w:val="center"/>
+            </w:pPr>
+            <w:r>
+              <w:rPr>
+                <w:b/>
+                <w:color w:val="FFFFFF"/>
+                <w:sz w:val="18"/>
+              </w:rPr>
+              <w:t>Regression result</w:t>
+            </w:r>
+          </w:p>
+        </w:tc>
+      </w:tr>
+      <w:tr>
+        <w:tc>
+          <w:tcPr>
+            <w:tcW w:type="dxa" w:w="2880"/>
+            <w:vAlign w:val="center"/>
+            <w:tcBorders>
+              <w:top w:val="single" w:sz="4" w:color="D9D9D9"/>
+              <w:left w:val="single" w:sz="4" w:color="D9D9D9"/>
+              <w:bottom w:val="single" w:sz="4" w:color="D9D9D9"/>
+              <w:right w:val="single" w:sz="4" w:color="D9D9D9"/>
+              <w:insideH w:val="single" w:sz="4" w:color="D9D9D9"/>
+              <w:insideV w:val="single" w:sz="4" w:color="D9D9D9"/>
+            </w:tcBorders>
+            <w:tcMar>
+              <w:top w:w="100" w:type="dxa"/>
+              <w:start w:w="120" w:type="dxa"/>
+              <w:bottom w:w="100" w:type="dxa"/>
+              <w:end w:w="120" w:type="dxa"/>
+            </w:tcMar>
+          </w:tcPr>
+          <w:p>
+            <w:pPr>
+              <w:jc w:val="center"/>
+            </w:pPr>
+            <w:r>
+              <w:rPr>
+                <w:sz w:val="18"/>
+              </w:rPr>
+              <w:t>Anthropic rejected the Pydantic schema</w:t>
+            </w:r>
+          </w:p>
+        </w:tc>
+        <w:tc>
+          <w:tcPr>
+            <w:tcW w:type="dxa" w:w="3456"/>
+            <w:vAlign w:val="center"/>
+            <w:tcBorders>
+              <w:top w:val="single" w:sz="4" w:color="D9D9D9"/>
+              <w:left w:val="single" w:sz="4" w:color="D9D9D9"/>
+              <w:bottom w:val="single" w:sz="4" w:color="D9D9D9"/>
+              <w:right w:val="single" w:sz="4" w:color="D9D9D9"/>
+              <w:insideH w:val="single" w:sz="4" w:color="D9D9D9"/>
+              <w:insideV w:val="single" w:sz="4" w:color="D9D9D9"/>
+            </w:tcBorders>
+            <w:tcMar>
+              <w:top w:w="100" w:type="dxa"/>
+              <w:start w:w="120" w:type="dxa"/>
+              <w:bottom w:w="100" w:type="dxa"/>
+              <w:end w:w="120" w:type="dxa"/>
+            </w:tcMar>
+          </w:tcPr>
+          <w:p>
+            <w:pPr>
+              <w:jc w:val="left"/>
+            </w:pPr>
+            <w:r>
+              <w:rPr>
+                <w:sz w:val="18"/>
+              </w:rPr>
+              <w:t>Strict schema conversion added</w:t>
+            </w:r>
+          </w:p>
+        </w:tc>
+        <w:tc>
+          <w:tcPr>
+            <w:tcW w:type="dxa" w:w="3240"/>
+            <w:vAlign w:val="center"/>
+            <w:tcBorders>
+              <w:top w:val="single" w:sz="4" w:color="D9D9D9"/>
+              <w:left w:val="single" w:sz="4" w:color="D9D9D9"/>
+              <w:bottom w:val="single" w:sz="4" w:color="D9D9D9"/>
+              <w:right w:val="single" w:sz="4" w:color="D9D9D9"/>
+              <w:insideH w:val="single" w:sz="4" w:color="D9D9D9"/>
+              <w:insideV w:val="single" w:sz="4" w:color="D9D9D9"/>
+            </w:tcBorders>
+            <w:tcMar>
+              <w:top w:w="100" w:type="dxa"/>
+              <w:start w:w="120" w:type="dxa"/>
+              <w:bottom w:w="100" w:type="dxa"/>
+              <w:end w:w="120" w:type="dxa"/>
+            </w:tcMar>
+          </w:tcPr>
+          <w:p>
+            <w:pPr>
+              <w:jc w:val="left"/>
+            </w:pPr>
+            <w:r>
+              <w:rPr>
+                <w:sz w:val="18"/>
+              </w:rPr>
+              <w:t>Haiku structured output ran successfully</w:t>
+            </w:r>
+          </w:p>
+        </w:tc>
+      </w:tr>
+      <w:tr>
+        <w:tc>
+          <w:tcPr>
+            <w:tcW w:type="dxa" w:w="2880"/>
+            <w:vAlign w:val="center"/>
+            <w:tcBorders>
+              <w:top w:val="single" w:sz="4" w:color="D9D9D9"/>
+              <w:left w:val="single" w:sz="4" w:color="D9D9D9"/>
+              <w:bottom w:val="single" w:sz="4" w:color="D9D9D9"/>
+              <w:right w:val="single" w:sz="4" w:color="D9D9D9"/>
+              <w:insideH w:val="single" w:sz="4" w:color="D9D9D9"/>
+              <w:insideV w:val="single" w:sz="4" w:color="D9D9D9"/>
+            </w:tcBorders>
+            <w:tcMar>
+              <w:top w:w="100" w:type="dxa"/>
+              <w:start w:w="120" w:type="dxa"/>
+              <w:bottom w:w="100" w:type="dxa"/>
+              <w:end w:w="120" w:type="dxa"/>
+            </w:tcMar>
+            <w:shd w:fill="EFF5F8"/>
+          </w:tcPr>
+          <w:p>
+            <w:pPr>
+              <w:jc w:val="center"/>
+            </w:pPr>
+            <w:r>
+              <w:rPr>
+                <w:sz w:val="18"/>
+              </w:rPr>
+              <w:t>Case 03 missed cross-repository evidence</w:t>
+            </w:r>
+          </w:p>
+        </w:tc>
+        <w:tc>
+          <w:tcPr>
+            <w:tcW w:type="dxa" w:w="3456"/>
+            <w:vAlign w:val="center"/>
+            <w:tcBorders>
+              <w:top w:val="single" w:sz="4" w:color="D9D9D9"/>
+              <w:left w:val="single" w:sz="4" w:color="D9D9D9"/>
+              <w:bottom w:val="single" w:sz="4" w:color="D9D9D9"/>
+              <w:right w:val="single" w:sz="4" w:color="D9D9D9"/>
+              <w:insideH w:val="single" w:sz="4" w:color="D9D9D9"/>
+              <w:insideV w:val="single" w:sz="4" w:color="D9D9D9"/>
+            </w:tcBorders>
+            <w:tcMar>
+              <w:top w:w="100" w:type="dxa"/>
+              <w:start w:w="120" w:type="dxa"/>
+              <w:bottom w:w="100" w:type="dxa"/>
+              <w:end w:w="120" w:type="dxa"/>
+            </w:tcMar>
+            <w:shd w:fill="EFF5F8"/>
+          </w:tcPr>
+          <w:p>
+            <w:pPr>
+              <w:jc w:val="left"/>
+            </w:pPr>
+            <w:r>
+              <w:rPr>
+                <w:sz w:val="18"/>
+              </w:rPr>
+              <w:t>Prompt requires important evidence in scored sections</w:t>
+            </w:r>
+          </w:p>
+        </w:tc>
+        <w:tc>
+          <w:tcPr>
+            <w:tcW w:type="dxa" w:w="3240"/>
+            <w:vAlign w:val="center"/>
+            <w:tcBorders>
+              <w:top w:val="single" w:sz="4" w:color="D9D9D9"/>
+              <w:left w:val="single" w:sz="4" w:color="D9D9D9"/>
+              <w:bottom w:val="single" w:sz="4" w:color="D9D9D9"/>
+              <w:right w:val="single" w:sz="4" w:color="D9D9D9"/>
+              <w:insideH w:val="single" w:sz="4" w:color="D9D9D9"/>
+              <w:insideV w:val="single" w:sz="4" w:color="D9D9D9"/>
+            </w:tcBorders>
+            <w:tcMar>
+              <w:top w:w="100" w:type="dxa"/>
+              <w:start w:w="120" w:type="dxa"/>
+              <w:bottom w:w="100" w:type="dxa"/>
+              <w:end w:w="120" w:type="dxa"/>
+            </w:tcMar>
+            <w:shd w:fill="EFF5F8"/>
+          </w:tcPr>
+          <w:p>
+            <w:pPr>
+              <w:jc w:val="left"/>
+            </w:pPr>
+            <w:r>
+              <w:rPr>
+                <w:sz w:val="18"/>
+              </w:rPr>
+              <w:t>Focused case 03 passed</w:t>
+            </w:r>
+          </w:p>
+        </w:tc>
+      </w:tr>
+      <w:tr>
+        <w:tc>
+          <w:tcPr>
+            <w:tcW w:type="dxa" w:w="2880"/>
+            <w:vAlign w:val="center"/>
+            <w:tcBorders>
+              <w:top w:val="single" w:sz="4" w:color="D9D9D9"/>
+              <w:left w:val="single" w:sz="4" w:color="D9D9D9"/>
+              <w:bottom w:val="single" w:sz="4" w:color="D9D9D9"/>
+              <w:right w:val="single" w:sz="4" w:color="D9D9D9"/>
+              <w:insideH w:val="single" w:sz="4" w:color="D9D9D9"/>
+              <w:insideV w:val="single" w:sz="4" w:color="D9D9D9"/>
+            </w:tcBorders>
+            <w:tcMar>
+              <w:top w:w="100" w:type="dxa"/>
+              <w:start w:w="120" w:type="dxa"/>
+              <w:bottom w:w="100" w:type="dxa"/>
+              <w:end w:w="120" w:type="dxa"/>
+            </w:tcMar>
+          </w:tcPr>
+          <w:p>
+            <w:pPr>
+              <w:jc w:val="center"/>
+            </w:pPr>
+            <w:r>
+              <w:rPr>
+                <w:sz w:val="18"/>
+              </w:rPr>
+              <w:t>Case 06 action-like evidence disappeared</w:t>
+            </w:r>
+          </w:p>
+        </w:tc>
+        <w:tc>
+          <w:tcPr>
+            <w:tcW w:type="dxa" w:w="3456"/>
+            <w:vAlign w:val="center"/>
+            <w:tcBorders>
+              <w:top w:val="single" w:sz="4" w:color="D9D9D9"/>
+              <w:left w:val="single" w:sz="4" w:color="D9D9D9"/>
+              <w:bottom w:val="single" w:sz="4" w:color="D9D9D9"/>
+              <w:right w:val="single" w:sz="4" w:color="D9D9D9"/>
+              <w:insideH w:val="single" w:sz="4" w:color="D9D9D9"/>
+              <w:insideV w:val="single" w:sz="4" w:color="D9D9D9"/>
+            </w:tcBorders>
+            <w:tcMar>
+              <w:top w:w="100" w:type="dxa"/>
+              <w:start w:w="120" w:type="dxa"/>
+              <w:bottom w:w="100" w:type="dxa"/>
+              <w:end w:w="120" w:type="dxa"/>
+            </w:tcMar>
+          </w:tcPr>
+          <w:p>
+            <w:pPr>
+              <w:jc w:val="left"/>
+            </w:pPr>
+            <w:r>
+              <w:rPr>
+                <w:sz w:val="18"/>
+              </w:rPr>
+              <w:t>Validator flags missing owner/date from action-like evidence</w:t>
+            </w:r>
+          </w:p>
+        </w:tc>
+        <w:tc>
+          <w:tcPr>
+            <w:tcW w:type="dxa" w:w="3240"/>
+            <w:vAlign w:val="center"/>
+            <w:tcBorders>
+              <w:top w:val="single" w:sz="4" w:color="D9D9D9"/>
+              <w:left w:val="single" w:sz="4" w:color="D9D9D9"/>
+              <w:bottom w:val="single" w:sz="4" w:color="D9D9D9"/>
+              <w:right w:val="single" w:sz="4" w:color="D9D9D9"/>
+              <w:insideH w:val="single" w:sz="4" w:color="D9D9D9"/>
+              <w:insideV w:val="single" w:sz="4" w:color="D9D9D9"/>
+            </w:tcBorders>
+            <w:tcMar>
+              <w:top w:w="100" w:type="dxa"/>
+              <w:start w:w="120" w:type="dxa"/>
+              <w:bottom w:w="100" w:type="dxa"/>
+              <w:end w:w="120" w:type="dxa"/>
+            </w:tcMar>
+          </w:tcPr>
+          <w:p>
+            <w:pPr>
+              <w:jc w:val="left"/>
+            </w:pPr>
+            <w:r>
+              <w:rPr>
+                <w:sz w:val="18"/>
+              </w:rPr>
+              <w:t>Focused case 06 and full Haiku passed</w:t>
+            </w:r>
+          </w:p>
+        </w:tc>
+      </w:tr>
+    </w:tbl>
     <w:p>
-      <w:r>
-        <w:t>For at least three executed failures I will record the observed behavior, affected case, root cause, reason the original design allowed it, change made, regression result and remaining limitation. Each record will link to a test or result file.</w:t>
-      </w:r>
+      <w:pPr>
+        <w:spacing w:after="40"/>
+      </w:pPr>
     </w:p>
     <w:p>
       <w:pPr>
@@ -2549,7 +3044,7 @@
         <w:spacing w:after="60"/>
       </w:pPr>
       <w:r>
-        <w:t>Three measured manual workflow runs and the manager's edit record</w:t>
+        <w:t>One external target-user run or review if time allows</w:t>
       </w:r>
     </w:p>
     <w:p>
@@ -2558,7 +3053,7 @@
         <w:spacing w:after="60"/>
       </w:pPr>
       <w:r>
-        <w:t>Ten direct-prompt baseline outputs</w:t>
+        <w:t>Final screenshots for loaded evidence, report, approval and exports</w:t>
       </w:r>
     </w:p>
     <w:p>
@@ -2567,7 +3062,7 @@
         <w:spacing w:after="60"/>
       </w:pPr>
       <w:r>
-        <w:t>Haiku and Sonnet runs over the frozen cases</w:t>
+        <w:t>Final PDF visual review after this rebuild</w:t>
       </w:r>
     </w:p>
     <w:p>
@@ -2576,16 +3071,7 @@
         <w:spacing w:after="60"/>
       </w:pPr>
       <w:r>
-        <w:t>One unaided user run and Day 4 feedback</w:t>
-      </w:r>
-    </w:p>
-    <w:p>
-      <w:pPr>
-        <w:pStyle w:val="ListBullet"/>
-        <w:spacing w:after="60"/>
-      </w:pPr>
-      <w:r>
-        <w:t>Final model decision, cost, latency and regression table</w:t>
+        <w:t>A short Loom video showing the public app and one safe failure</w:t>
       </w:r>
     </w:p>
     <w:p>
@@ -2598,7 +3084,7 @@
     </w:p>
     <w:p>
       <w:r>
-        <w:t>The first evaluation covers one project, one manager and ten cases. Pattern checks can produce false positives. Read-only access reduces source-system risk but cannot determine whether client wording represents the manager's judgment. The manager remains the approver.</w:t>
+        <w:t>The first evaluation covers one project shape and ten cases. Pattern checks can produce false positives. Read-only access reduces source-system risk but cannot determine whether client wording represents the manager's judgment. The manager remains the approver.</w:t>
       </w:r>
     </w:p>
     <w:sectPr>

--- a/output/docx/DeliveryBrief-Evaluation-Package.docx
+++ b/output/docx/DeliveryBrief-Evaluation-Package.docx
@@ -11,28 +11,8 @@
       </w:r>
     </w:p>
     <w:p>
-      <w:pPr>
-        <w:pStyle w:val="Subtitle"/>
-      </w:pPr>
       <w:r>
-        <w:t>Method, capped model results, regressions and remaining evidence</w:t>
-      </w:r>
-    </w:p>
-    <w:p>
-      <w:pPr>
-        <w:spacing w:after="440"/>
-      </w:pPr>
-      <w:r>
-        <w:rPr>
-          <w:b/>
-        </w:rPr>
-        <w:t>EVALUATION PACKAGE</w:t>
-      </w:r>
-      <w:r>
-        <w:br/>
-        <w:t>Prepared by Elvis</w:t>
-        <w:br/>
-        <w:t>7 September 2026</w:t>
+        <w:t>Prepared for Elvis's review | 8 September 2026</w:t>
       </w:r>
     </w:p>
     <w:p>
@@ -40,12 +20,17 @@
         <w:pStyle w:val="Heading1"/>
       </w:pPr>
       <w:r>
-        <w:t>Current conclusion</w:t>
+        <w:t>What this evaluation establishes</w:t>
       </w:r>
     </w:p>
     <w:p>
       <w:r>
-        <w:t>The capped DeliveryBrief Haiku workflow passed all nine scored report cases. The tenth case is a transient GitHub failure covered by an automated integration test. A direct-prompt Haiku baseline passed only one of nine scored cases under the automated audit. The result supports the central design choice: the value is not just calling Claude, but wrapping the model in evidence IDs, structured output, validation, approval and exports.</w:t>
+        <w:t>DeliveryBrief has an expanded set of 48 named workflow cases, plus regression and interface tests. The current software suite passes 82 automated tests. The 48 named cases pass as 36 development cases and 12 reserved cases. These are free software contract tests, including mocked APIs and deterministic output. They are not a live Anthropic quality benchmark or evidence of user adoption.</w:t>
+      </w:r>
+    </w:p>
+    <w:p>
+      <w:r>
+        <w:t>The executed results are in evaluation/results/reliability-v2.json. The complete test output is reproducible with pytest --junitxml=output/reliability-tests.xml followed by python scripts/summarize_reliability.py.</w:t>
       </w:r>
     </w:p>
     <w:p>
@@ -53,12 +38,22 @@
         <w:pStyle w:val="Heading1"/>
       </w:pPr>
       <w:r>
-        <w:t>Evaluation question</w:t>
+        <w:t>Baselines and provenance</w:t>
       </w:r>
     </w:p>
     <w:p>
       <w:r>
-        <w:t>Can a delivery manager prepare a weekly client update faster without increasing factual or privacy risk? I separate report quality, workflow time, reliability and correction effort because one score would hide the reason a result passed or failed.</w:t>
+        <w:t>Elvis supplied three anonymized reconstructed operating weeks: payment retries, mobile/backend coordination, and an ingest migration revert. Their manual preparation estimates are 55, 75, and 40 minutes, with a median of 55 minutes. No stopwatch measurement or independent interview is claimed.</w:t>
+      </w:r>
+    </w:p>
+    <w:p>
+      <w:r>
+        <w:t>The earlier Haiku structured-workflow run returned 9 of 9 under a v1 proxy evaluator, costing an estimated $0.025316 with median generation latency of 6,444 ms. The direct-prompt baseline returned 1 of 9 under a different keyword evaluator and cost an estimated $0.007295. The original JSON files remain unchanged. Because the scorers differed, this is not a controlled model-quality comparison.</w:t>
+      </w:r>
+    </w:p>
+    <w:p>
+      <w:r>
+        <w:t>The old measure named grounding checked citation IDs, coverage counted handled evidence IDs, and action accuracy counted expected owners. These proxies could reward an incorrect statement with a valid citation. The revision corrects the terminology and method. A new paid model comparison was not run; additional spending was not authorized.</w:t>
       </w:r>
     </w:p>
     <w:p>
@@ -66,121 +61,159 @@
         <w:pStyle w:val="Heading1"/>
       </w:pPr>
       <w:r>
-        <w:t>Current verification</w:t>
+        <w:t>Measures and thresholds</w:t>
+      </w:r>
+    </w:p>
+    <w:p>
+      <w:r>
+        <w:t>Citation validity is the share of cited IDs present in the supplied evidence. It is reported separately from factual grounding.</w:t>
+      </w:r>
+    </w:p>
+    <w:p>
+      <w:r>
+        <w:t>Factual grounding is supported claims divided by reviewed claims. Every summary, report item, and action is presented for review against its evidence. A named reviewer and an exact report fingerprint are required. The release target is 95 percent because unsupported client claims create trust risk.</w:t>
+      </w:r>
+    </w:p>
+    <w:p>
+      <w:r>
+        <w:t>Coverage is expected facts represented divided by all expected facts. A warning about an evidence record does not automatically count as factual coverage. The target is 90 percent because omitted delivery risks can mislead the client even in otherwise accurate prose.</w:t>
+      </w:r>
+    </w:p>
+    <w:p>
+      <w:r>
+        <w:t>Action accuracy uses one-to-one reviewed matches of task, owner, and due date. Its F1 score is twice the matched count divided by the number of output actions plus expected actions. Extra invented actions reduce the score. The target is 85 percent.</w:t>
+      </w:r>
+    </w:p>
+    <w:p>
+      <w:r>
+        <w:t>Exception handling measures whether the expected workflow behavior occurred. Correct blocking and unnecessary blocking are recorded separately. Privacy, approval, session isolation, and budget checks are hard release gates.</w:t>
+      </w:r>
+    </w:p>
+    <w:p>
+      <w:r>
+        <w:t>Weighted reviewed quality remains 35 percent grounding, 25 percent coverage, 20 percent action accuracy, and 20 percent exception behavior. Reports without completed factual review remain awaiting_review; their factual scores are null, not 100 percent.</w:t>
+      </w:r>
+    </w:p>
+    <w:p>
+      <w:r>
+        <w:t>Time reduction is (manual task time minus app task time) divided by manual task time, reported across comparable paired tasks. Include collection, correction, review, and export. The median 60 percent target remains unmeasured.</w:t>
+      </w:r>
+    </w:p>
+    <w:p>
+      <w:pPr>
+        <w:pStyle w:val="Heading1"/>
+      </w:pPr>
+      <w:r>
+        <w:t>Test set</w:t>
       </w:r>
     </w:p>
     <w:tbl>
       <w:tblPr>
+        <w:tblStyle w:val="TableGrid"/>
         <w:tblW w:type="auto" w:w="0"/>
-        <w:jc w:val="center"/>
         <w:tblLayout w:type="fixed"/>
         <w:tblLook w:firstColumn="1" w:firstRow="1" w:lastColumn="0" w:lastRow="0" w:noHBand="0" w:noVBand="1" w:val="04A0"/>
       </w:tblPr>
       <w:tblGrid>
-        <w:gridCol w:w="3264"/>
-        <w:gridCol w:w="3264"/>
-        <w:gridCol w:w="3264"/>
+        <w:gridCol w:w="3024"/>
+        <w:gridCol w:w="936"/>
+        <w:gridCol w:w="5832"/>
       </w:tblGrid>
       <w:tr>
+        <w:trPr>
+          <w:tblHeader/>
+        </w:trPr>
         <w:tc>
           <w:tcPr>
-            <w:tcW w:type="dxa" w:w="1944"/>
+            <w:tcW w:type="dxa" w:w="3024"/>
             <w:vAlign w:val="center"/>
-            <w:shd w:fill="275D7A"/>
             <w:tcBorders>
               <w:top w:val="single" w:sz="4" w:color="D9D9D9"/>
+              <w:bottom w:val="single" w:sz="4" w:color="D9D9D9"/>
               <w:left w:val="single" w:sz="4" w:color="D9D9D9"/>
-              <w:bottom w:val="single" w:sz="4" w:color="D9D9D9"/>
               <w:right w:val="single" w:sz="4" w:color="D9D9D9"/>
-              <w:insideH w:val="single" w:sz="4" w:color="D9D9D9"/>
-              <w:insideV w:val="single" w:sz="4" w:color="D9D9D9"/>
             </w:tcBorders>
             <w:tcMar>
-              <w:top w:w="100" w:type="dxa"/>
-              <w:start w:w="120" w:type="dxa"/>
-              <w:bottom w:w="100" w:type="dxa"/>
-              <w:end w:w="120" w:type="dxa"/>
+              <w:top w:w="90" w:type="dxa"/>
+              <w:bottom w:w="90" w:type="dxa"/>
+              <w:left w:w="90" w:type="dxa"/>
+              <w:right w:w="90" w:type="dxa"/>
             </w:tcMar>
+            <w:shd w:fill="E8EEF2"/>
           </w:tcPr>
           <w:p>
             <w:pPr>
+              <w:spacing w:after="100"/>
+            </w:pPr>
+            <w:r>
+              <w:rPr>
+                <w:b/>
+                <w:sz w:val="19"/>
+              </w:rPr>
+              <w:t>Group</w:t>
+            </w:r>
+          </w:p>
+        </w:tc>
+        <w:tc>
+          <w:tcPr>
+            <w:tcW w:type="dxa" w:w="936"/>
+            <w:vAlign w:val="center"/>
+            <w:tcBorders>
+              <w:top w:val="single" w:sz="4" w:color="D9D9D9"/>
+              <w:bottom w:val="single" w:sz="4" w:color="D9D9D9"/>
+              <w:left w:val="single" w:sz="4" w:color="D9D9D9"/>
+              <w:right w:val="single" w:sz="4" w:color="D9D9D9"/>
+            </w:tcBorders>
+            <w:tcMar>
+              <w:top w:w="90" w:type="dxa"/>
+              <w:bottom w:w="90" w:type="dxa"/>
+              <w:left w:w="90" w:type="dxa"/>
+              <w:right w:w="90" w:type="dxa"/>
+            </w:tcMar>
+            <w:shd w:fill="E8EEF2"/>
+          </w:tcPr>
+          <w:p>
+            <w:pPr>
+              <w:spacing w:after="100"/>
               <w:jc w:val="center"/>
             </w:pPr>
             <w:r>
               <w:rPr>
                 <w:b/>
-                <w:color w:val="FFFFFF"/>
-                <w:sz w:val="18"/>
+                <w:sz w:val="19"/>
               </w:rPr>
-              <w:t>Check</w:t>
+              <w:t>Cases</w:t>
             </w:r>
           </w:p>
         </w:tc>
         <w:tc>
           <w:tcPr>
-            <w:tcW w:type="dxa" w:w="2088"/>
+            <w:tcW w:type="dxa" w:w="5832"/>
             <w:vAlign w:val="center"/>
-            <w:shd w:fill="275D7A"/>
             <w:tcBorders>
               <w:top w:val="single" w:sz="4" w:color="D9D9D9"/>
+              <w:bottom w:val="single" w:sz="4" w:color="D9D9D9"/>
               <w:left w:val="single" w:sz="4" w:color="D9D9D9"/>
-              <w:bottom w:val="single" w:sz="4" w:color="D9D9D9"/>
               <w:right w:val="single" w:sz="4" w:color="D9D9D9"/>
-              <w:insideH w:val="single" w:sz="4" w:color="D9D9D9"/>
-              <w:insideV w:val="single" w:sz="4" w:color="D9D9D9"/>
             </w:tcBorders>
             <w:tcMar>
-              <w:top w:w="100" w:type="dxa"/>
-              <w:start w:w="120" w:type="dxa"/>
-              <w:bottom w:w="100" w:type="dxa"/>
-              <w:end w:w="120" w:type="dxa"/>
+              <w:top w:w="90" w:type="dxa"/>
+              <w:bottom w:w="90" w:type="dxa"/>
+              <w:left w:w="90" w:type="dxa"/>
+              <w:right w:w="90" w:type="dxa"/>
             </w:tcMar>
+            <w:shd w:fill="E8EEF2"/>
           </w:tcPr>
           <w:p>
             <w:pPr>
-              <w:jc w:val="center"/>
+              <w:spacing w:after="100"/>
             </w:pPr>
             <w:r>
               <w:rPr>
                 <w:b/>
-                <w:color w:val="FFFFFF"/>
-                <w:sz w:val="18"/>
+                <w:sz w:val="19"/>
               </w:rPr>
-              <w:t>Executed result</w:t>
-            </w:r>
-          </w:p>
-        </w:tc>
-        <w:tc>
-          <w:tcPr>
-            <w:tcW w:type="dxa" w:w="5688"/>
-            <w:vAlign w:val="center"/>
-            <w:shd w:fill="275D7A"/>
-            <w:tcBorders>
-              <w:top w:val="single" w:sz="4" w:color="D9D9D9"/>
-              <w:left w:val="single" w:sz="4" w:color="D9D9D9"/>
-              <w:bottom w:val="single" w:sz="4" w:color="D9D9D9"/>
-              <w:right w:val="single" w:sz="4" w:color="D9D9D9"/>
-              <w:insideH w:val="single" w:sz="4" w:color="D9D9D9"/>
-              <w:insideV w:val="single" w:sz="4" w:color="D9D9D9"/>
-            </w:tcBorders>
-            <w:tcMar>
-              <w:top w:w="100" w:type="dxa"/>
-              <w:start w:w="120" w:type="dxa"/>
-              <w:bottom w:w="100" w:type="dxa"/>
-              <w:end w:w="120" w:type="dxa"/>
-            </w:tcMar>
-          </w:tcPr>
-          <w:p>
-            <w:pPr>
-              <w:jc w:val="center"/>
-            </w:pPr>
-            <w:r>
-              <w:rPr>
-                <w:b/>
-                <w:color w:val="FFFFFF"/>
-                <w:sz w:val="18"/>
-              </w:rPr>
-              <w:t>What it proves</w:t>
+              <w:t>What the tests exercise</w:t>
             </w:r>
           </w:p>
         </w:tc>
@@ -188,94 +221,89 @@
       <w:tr>
         <w:tc>
           <w:tcPr>
-            <w:tcW w:type="dxa" w:w="1944"/>
+            <w:tcW w:type="dxa" w:w="3024"/>
             <w:vAlign w:val="center"/>
             <w:tcBorders>
               <w:top w:val="single" w:sz="4" w:color="D9D9D9"/>
+              <w:bottom w:val="single" w:sz="4" w:color="D9D9D9"/>
               <w:left w:val="single" w:sz="4" w:color="D9D9D9"/>
-              <w:bottom w:val="single" w:sz="4" w:color="D9D9D9"/>
               <w:right w:val="single" w:sz="4" w:color="D9D9D9"/>
-              <w:insideH w:val="single" w:sz="4" w:color="D9D9D9"/>
-              <w:insideV w:val="single" w:sz="4" w:color="D9D9D9"/>
             </w:tcBorders>
             <w:tcMar>
-              <w:top w:w="100" w:type="dxa"/>
-              <w:start w:w="120" w:type="dxa"/>
-              <w:bottom w:w="100" w:type="dxa"/>
-              <w:end w:w="120" w:type="dxa"/>
+              <w:top w:w="90" w:type="dxa"/>
+              <w:bottom w:w="90" w:type="dxa"/>
+              <w:left w:w="90" w:type="dxa"/>
+              <w:right w:w="90" w:type="dxa"/>
             </w:tcMar>
           </w:tcPr>
           <w:p>
             <w:pPr>
-              <w:jc w:val="center"/>
+              <w:spacing w:after="100"/>
             </w:pPr>
             <w:r>
               <w:rPr>
-                <w:sz w:val="18"/>
+                <w:sz w:val="19"/>
               </w:rPr>
-              <w:t>Automated tests</w:t>
+              <w:t>Normal reporting</w:t>
             </w:r>
           </w:p>
         </w:tc>
         <w:tc>
           <w:tcPr>
-            <w:tcW w:type="dxa" w:w="2088"/>
+            <w:tcW w:type="dxa" w:w="936"/>
             <w:vAlign w:val="center"/>
             <w:tcBorders>
               <w:top w:val="single" w:sz="4" w:color="D9D9D9"/>
+              <w:bottom w:val="single" w:sz="4" w:color="D9D9D9"/>
               <w:left w:val="single" w:sz="4" w:color="D9D9D9"/>
-              <w:bottom w:val="single" w:sz="4" w:color="D9D9D9"/>
               <w:right w:val="single" w:sz="4" w:color="D9D9D9"/>
-              <w:insideH w:val="single" w:sz="4" w:color="D9D9D9"/>
-              <w:insideV w:val="single" w:sz="4" w:color="D9D9D9"/>
             </w:tcBorders>
             <w:tcMar>
-              <w:top w:w="100" w:type="dxa"/>
-              <w:start w:w="120" w:type="dxa"/>
-              <w:bottom w:w="100" w:type="dxa"/>
-              <w:end w:w="120" w:type="dxa"/>
+              <w:top w:w="90" w:type="dxa"/>
+              <w:bottom w:w="90" w:type="dxa"/>
+              <w:left w:w="90" w:type="dxa"/>
+              <w:right w:w="90" w:type="dxa"/>
             </w:tcMar>
           </w:tcPr>
           <w:p>
             <w:pPr>
-              <w:jc w:val="left"/>
+              <w:spacing w:after="100"/>
+              <w:jc w:val="center"/>
             </w:pPr>
             <w:r>
               <w:rPr>
-                <w:sz w:val="18"/>
+                <w:sz w:val="19"/>
               </w:rPr>
-              <w:t>18 passed</w:t>
+              <w:t>6</w:t>
             </w:r>
           </w:p>
         </w:tc>
         <w:tc>
           <w:tcPr>
-            <w:tcW w:type="dxa" w:w="5688"/>
+            <w:tcW w:type="dxa" w:w="5832"/>
             <w:vAlign w:val="center"/>
             <w:tcBorders>
               <w:top w:val="single" w:sz="4" w:color="D9D9D9"/>
+              <w:bottom w:val="single" w:sz="4" w:color="D9D9D9"/>
               <w:left w:val="single" w:sz="4" w:color="D9D9D9"/>
-              <w:bottom w:val="single" w:sz="4" w:color="D9D9D9"/>
               <w:right w:val="single" w:sz="4" w:color="D9D9D9"/>
-              <w:insideH w:val="single" w:sz="4" w:color="D9D9D9"/>
-              <w:insideV w:val="single" w:sz="4" w:color="D9D9D9"/>
             </w:tcBorders>
             <w:tcMar>
-              <w:top w:w="100" w:type="dxa"/>
-              <w:start w:w="120" w:type="dxa"/>
-              <w:bottom w:w="100" w:type="dxa"/>
-              <w:end w:w="120" w:type="dxa"/>
+              <w:top w:w="90" w:type="dxa"/>
+              <w:bottom w:w="90" w:type="dxa"/>
+              <w:left w:w="90" w:type="dxa"/>
+              <w:right w:w="90" w:type="dxa"/>
             </w:tcMar>
           </w:tcPr>
           <w:p>
             <w:pPr>
-              <w:jc w:val="left"/>
+              <w:spacing w:after="100"/>
             </w:pPr>
             <w:r>
               <w:rPr>
-                <w:sz w:val="18"/>
+                <w:sz w:val="19"/>
               </w:rPr>
-              <w:t>Core generators, validators, exports, storage and retry behavior</w:t>
+              <w:t>Quiet weeks, accepted work, ongoing work, action fields</w:t>
             </w:r>
           </w:p>
         </w:tc>
@@ -283,97 +311,89 @@
       <w:tr>
         <w:tc>
           <w:tcPr>
-            <w:tcW w:type="dxa" w:w="1944"/>
+            <w:tcW w:type="dxa" w:w="3024"/>
             <w:vAlign w:val="center"/>
             <w:tcBorders>
               <w:top w:val="single" w:sz="4" w:color="D9D9D9"/>
+              <w:bottom w:val="single" w:sz="4" w:color="D9D9D9"/>
               <w:left w:val="single" w:sz="4" w:color="D9D9D9"/>
-              <w:bottom w:val="single" w:sz="4" w:color="D9D9D9"/>
               <w:right w:val="single" w:sz="4" w:color="D9D9D9"/>
-              <w:insideH w:val="single" w:sz="4" w:color="D9D9D9"/>
-              <w:insideV w:val="single" w:sz="4" w:color="D9D9D9"/>
             </w:tcBorders>
             <w:tcMar>
-              <w:top w:w="100" w:type="dxa"/>
-              <w:start w:w="120" w:type="dxa"/>
-              <w:bottom w:w="100" w:type="dxa"/>
-              <w:end w:w="120" w:type="dxa"/>
+              <w:top w:w="90" w:type="dxa"/>
+              <w:bottom w:w="90" w:type="dxa"/>
+              <w:left w:w="90" w:type="dxa"/>
+              <w:right w:w="90" w:type="dxa"/>
             </w:tcMar>
-            <w:shd w:fill="EFF5F8"/>
           </w:tcPr>
           <w:p>
             <w:pPr>
-              <w:jc w:val="center"/>
+              <w:spacing w:after="100"/>
             </w:pPr>
             <w:r>
               <w:rPr>
-                <w:sz w:val="18"/>
+                <w:sz w:val="19"/>
               </w:rPr>
-              <w:t>Static analysis</w:t>
+              <w:t>Messy notes and PRs</w:t>
             </w:r>
           </w:p>
         </w:tc>
         <w:tc>
           <w:tcPr>
-            <w:tcW w:type="dxa" w:w="2088"/>
+            <w:tcW w:type="dxa" w:w="936"/>
             <w:vAlign w:val="center"/>
             <w:tcBorders>
               <w:top w:val="single" w:sz="4" w:color="D9D9D9"/>
+              <w:bottom w:val="single" w:sz="4" w:color="D9D9D9"/>
               <w:left w:val="single" w:sz="4" w:color="D9D9D9"/>
-              <w:bottom w:val="single" w:sz="4" w:color="D9D9D9"/>
               <w:right w:val="single" w:sz="4" w:color="D9D9D9"/>
-              <w:insideH w:val="single" w:sz="4" w:color="D9D9D9"/>
-              <w:insideV w:val="single" w:sz="4" w:color="D9D9D9"/>
             </w:tcBorders>
             <w:tcMar>
-              <w:top w:w="100" w:type="dxa"/>
-              <w:start w:w="120" w:type="dxa"/>
-              <w:bottom w:w="100" w:type="dxa"/>
-              <w:end w:w="120" w:type="dxa"/>
+              <w:top w:w="90" w:type="dxa"/>
+              <w:bottom w:w="90" w:type="dxa"/>
+              <w:left w:w="90" w:type="dxa"/>
+              <w:right w:w="90" w:type="dxa"/>
             </w:tcMar>
-            <w:shd w:fill="EFF5F8"/>
           </w:tcPr>
           <w:p>
             <w:pPr>
-              <w:jc w:val="left"/>
+              <w:spacing w:after="100"/>
+              <w:jc w:val="center"/>
             </w:pPr>
             <w:r>
               <w:rPr>
-                <w:sz w:val="18"/>
+                <w:sz w:val="19"/>
               </w:rPr>
-              <w:t>Ruff and mypy passed</w:t>
+              <w:t>8</w:t>
             </w:r>
           </w:p>
         </w:tc>
         <w:tc>
           <w:tcPr>
-            <w:tcW w:type="dxa" w:w="5688"/>
+            <w:tcW w:type="dxa" w:w="5832"/>
             <w:vAlign w:val="center"/>
             <w:tcBorders>
               <w:top w:val="single" w:sz="4" w:color="D9D9D9"/>
+              <w:bottom w:val="single" w:sz="4" w:color="D9D9D9"/>
               <w:left w:val="single" w:sz="4" w:color="D9D9D9"/>
-              <w:bottom w:val="single" w:sz="4" w:color="D9D9D9"/>
               <w:right w:val="single" w:sz="4" w:color="D9D9D9"/>
-              <w:insideH w:val="single" w:sz="4" w:color="D9D9D9"/>
-              <w:insideV w:val="single" w:sz="4" w:color="D9D9D9"/>
             </w:tcBorders>
             <w:tcMar>
-              <w:top w:w="100" w:type="dxa"/>
-              <w:start w:w="120" w:type="dxa"/>
-              <w:bottom w:w="100" w:type="dxa"/>
-              <w:end w:w="120" w:type="dxa"/>
+              <w:top w:w="90" w:type="dxa"/>
+              <w:bottom w:w="90" w:type="dxa"/>
+              <w:left w:w="90" w:type="dxa"/>
+              <w:right w:w="90" w:type="dxa"/>
             </w:tcMar>
-            <w:shd w:fill="EFF5F8"/>
           </w:tcPr>
           <w:p>
             <w:pPr>
-              <w:jc w:val="left"/>
+              <w:spacing w:after="100"/>
             </w:pPr>
             <w:r>
               <w:rPr>
-                <w:sz w:val="18"/>
+                <w:sz w:val="19"/>
               </w:rPr>
-              <w:t>Current Python source meets configured lint and type checks</w:t>
+              <w:t>Vague descriptions, typos, several owners, duplicates, Unicode</w:t>
             </w:r>
           </w:p>
         </w:tc>
@@ -381,94 +401,89 @@
       <w:tr>
         <w:tc>
           <w:tcPr>
-            <w:tcW w:type="dxa" w:w="1944"/>
+            <w:tcW w:type="dxa" w:w="3024"/>
             <w:vAlign w:val="center"/>
             <w:tcBorders>
               <w:top w:val="single" w:sz="4" w:color="D9D9D9"/>
+              <w:bottom w:val="single" w:sz="4" w:color="D9D9D9"/>
               <w:left w:val="single" w:sz="4" w:color="D9D9D9"/>
-              <w:bottom w:val="single" w:sz="4" w:color="D9D9D9"/>
               <w:right w:val="single" w:sz="4" w:color="D9D9D9"/>
-              <w:insideH w:val="single" w:sz="4" w:color="D9D9D9"/>
-              <w:insideV w:val="single" w:sz="4" w:color="D9D9D9"/>
             </w:tcBorders>
             <w:tcMar>
-              <w:top w:w="100" w:type="dxa"/>
-              <w:start w:w="120" w:type="dxa"/>
-              <w:bottom w:w="100" w:type="dxa"/>
-              <w:end w:w="120" w:type="dxa"/>
+              <w:top w:w="90" w:type="dxa"/>
+              <w:bottom w:w="90" w:type="dxa"/>
+              <w:left w:w="90" w:type="dxa"/>
+              <w:right w:w="90" w:type="dxa"/>
             </w:tcMar>
           </w:tcPr>
           <w:p>
             <w:pPr>
-              <w:jc w:val="center"/>
+              <w:spacing w:after="100"/>
             </w:pPr>
             <w:r>
               <w:rPr>
-                <w:sz w:val="18"/>
+                <w:sz w:val="19"/>
               </w:rPr>
-              <w:t>DeliveryBrief Haiku</w:t>
+              <w:t>Context and timelines</w:t>
             </w:r>
           </w:p>
         </w:tc>
         <w:tc>
           <w:tcPr>
-            <w:tcW w:type="dxa" w:w="2088"/>
+            <w:tcW w:type="dxa" w:w="936"/>
             <w:vAlign w:val="center"/>
             <w:tcBorders>
               <w:top w:val="single" w:sz="4" w:color="D9D9D9"/>
+              <w:bottom w:val="single" w:sz="4" w:color="D9D9D9"/>
               <w:left w:val="single" w:sz="4" w:color="D9D9D9"/>
-              <w:bottom w:val="single" w:sz="4" w:color="D9D9D9"/>
               <w:right w:val="single" w:sz="4" w:color="D9D9D9"/>
-              <w:insideH w:val="single" w:sz="4" w:color="D9D9D9"/>
-              <w:insideV w:val="single" w:sz="4" w:color="D9D9D9"/>
             </w:tcBorders>
             <w:tcMar>
-              <w:top w:w="100" w:type="dxa"/>
-              <w:start w:w="120" w:type="dxa"/>
-              <w:bottom w:w="100" w:type="dxa"/>
-              <w:end w:w="120" w:type="dxa"/>
+              <w:top w:w="90" w:type="dxa"/>
+              <w:bottom w:w="90" w:type="dxa"/>
+              <w:left w:w="90" w:type="dxa"/>
+              <w:right w:w="90" w:type="dxa"/>
             </w:tcMar>
           </w:tcPr>
           <w:p>
             <w:pPr>
-              <w:jc w:val="left"/>
+              <w:spacing w:after="100"/>
+              <w:jc w:val="center"/>
             </w:pPr>
             <w:r>
               <w:rPr>
-                <w:sz w:val="18"/>
+                <w:sz w:val="19"/>
               </w:rPr>
-              <w:t>9 of 9 passed</w:t>
+              <w:t>8</w:t>
             </w:r>
           </w:p>
         </w:tc>
         <w:tc>
           <w:tcPr>
-            <w:tcW w:type="dxa" w:w="5688"/>
+            <w:tcW w:type="dxa" w:w="5832"/>
             <w:vAlign w:val="center"/>
             <w:tcBorders>
               <w:top w:val="single" w:sz="4" w:color="D9D9D9"/>
+              <w:bottom w:val="single" w:sz="4" w:color="D9D9D9"/>
               <w:left w:val="single" w:sz="4" w:color="D9D9D9"/>
-              <w:bottom w:val="single" w:sz="4" w:color="D9D9D9"/>
               <w:right w:val="single" w:sz="4" w:color="D9D9D9"/>
-              <w:insideH w:val="single" w:sz="4" w:color="D9D9D9"/>
-              <w:insideV w:val="single" w:sz="4" w:color="D9D9D9"/>
             </w:tcBorders>
             <w:tcMar>
-              <w:top w:w="100" w:type="dxa"/>
-              <w:start w:w="120" w:type="dxa"/>
-              <w:bottom w:w="100" w:type="dxa"/>
-              <w:end w:w="120" w:type="dxa"/>
+              <w:top w:w="90" w:type="dxa"/>
+              <w:bottom w:w="90" w:type="dxa"/>
+              <w:left w:w="90" w:type="dxa"/>
+              <w:right w:w="90" w:type="dxa"/>
             </w:tcMar>
           </w:tcPr>
           <w:p>
             <w:pPr>
-              <w:jc w:val="left"/>
+              <w:spacing w:after="100"/>
             </w:pPr>
             <w:r>
               <w:rPr>
-                <w:sz w:val="18"/>
+                <w:sz w:val="19"/>
               </w:rPr>
-              <w:t>Validated workflow against the frozen manifest</w:t>
+              <w:t>Reverts, undeployed merges, conflicts, dates, dependencies</w:t>
             </w:r>
           </w:p>
         </w:tc>
@@ -476,97 +491,89 @@
       <w:tr>
         <w:tc>
           <w:tcPr>
-            <w:tcW w:type="dxa" w:w="1944"/>
+            <w:tcW w:type="dxa" w:w="3024"/>
             <w:vAlign w:val="center"/>
             <w:tcBorders>
               <w:top w:val="single" w:sz="4" w:color="D9D9D9"/>
+              <w:bottom w:val="single" w:sz="4" w:color="D9D9D9"/>
               <w:left w:val="single" w:sz="4" w:color="D9D9D9"/>
-              <w:bottom w:val="single" w:sz="4" w:color="D9D9D9"/>
               <w:right w:val="single" w:sz="4" w:color="D9D9D9"/>
-              <w:insideH w:val="single" w:sz="4" w:color="D9D9D9"/>
-              <w:insideV w:val="single" w:sz="4" w:color="D9D9D9"/>
             </w:tcBorders>
             <w:tcMar>
-              <w:top w:w="100" w:type="dxa"/>
-              <w:start w:w="120" w:type="dxa"/>
-              <w:bottom w:w="100" w:type="dxa"/>
-              <w:end w:w="120" w:type="dxa"/>
+              <w:top w:w="90" w:type="dxa"/>
+              <w:bottom w:w="90" w:type="dxa"/>
+              <w:left w:w="90" w:type="dxa"/>
+              <w:right w:w="90" w:type="dxa"/>
             </w:tcMar>
-            <w:shd w:fill="EFF5F8"/>
           </w:tcPr>
           <w:p>
             <w:pPr>
-              <w:jc w:val="center"/>
+              <w:spacing w:after="100"/>
             </w:pPr>
             <w:r>
               <w:rPr>
-                <w:sz w:val="18"/>
+                <w:sz w:val="19"/>
               </w:rPr>
-              <w:t>Direct-prompt Haiku</w:t>
+              <w:t>Privacy and hostile text</w:t>
             </w:r>
           </w:p>
         </w:tc>
         <w:tc>
           <w:tcPr>
-            <w:tcW w:type="dxa" w:w="2088"/>
+            <w:tcW w:type="dxa" w:w="936"/>
             <w:vAlign w:val="center"/>
             <w:tcBorders>
               <w:top w:val="single" w:sz="4" w:color="D9D9D9"/>
+              <w:bottom w:val="single" w:sz="4" w:color="D9D9D9"/>
               <w:left w:val="single" w:sz="4" w:color="D9D9D9"/>
-              <w:bottom w:val="single" w:sz="4" w:color="D9D9D9"/>
               <w:right w:val="single" w:sz="4" w:color="D9D9D9"/>
-              <w:insideH w:val="single" w:sz="4" w:color="D9D9D9"/>
-              <w:insideV w:val="single" w:sz="4" w:color="D9D9D9"/>
             </w:tcBorders>
             <w:tcMar>
-              <w:top w:w="100" w:type="dxa"/>
-              <w:start w:w="120" w:type="dxa"/>
-              <w:bottom w:w="100" w:type="dxa"/>
-              <w:end w:w="120" w:type="dxa"/>
+              <w:top w:w="90" w:type="dxa"/>
+              <w:bottom w:w="90" w:type="dxa"/>
+              <w:left w:w="90" w:type="dxa"/>
+              <w:right w:w="90" w:type="dxa"/>
             </w:tcMar>
-            <w:shd w:fill="EFF5F8"/>
           </w:tcPr>
           <w:p>
             <w:pPr>
-              <w:jc w:val="left"/>
+              <w:spacing w:after="100"/>
+              <w:jc w:val="center"/>
             </w:pPr>
             <w:r>
               <w:rPr>
-                <w:sz w:val="18"/>
+                <w:sz w:val="19"/>
               </w:rPr>
-              <w:t>1 of 9 passed</w:t>
+              <w:t>8</w:t>
             </w:r>
           </w:p>
         </w:tc>
         <w:tc>
           <w:tcPr>
-            <w:tcW w:type="dxa" w:w="5688"/>
+            <w:tcW w:type="dxa" w:w="5832"/>
             <w:vAlign w:val="center"/>
             <w:tcBorders>
               <w:top w:val="single" w:sz="4" w:color="D9D9D9"/>
+              <w:bottom w:val="single" w:sz="4" w:color="D9D9D9"/>
               <w:left w:val="single" w:sz="4" w:color="D9D9D9"/>
-              <w:bottom w:val="single" w:sz="4" w:color="D9D9D9"/>
               <w:right w:val="single" w:sz="4" w:color="D9D9D9"/>
-              <w:insideH w:val="single" w:sz="4" w:color="D9D9D9"/>
-              <w:insideV w:val="single" w:sz="4" w:color="D9D9D9"/>
             </w:tcBorders>
             <w:tcMar>
-              <w:top w:w="100" w:type="dxa"/>
-              <w:start w:w="120" w:type="dxa"/>
-              <w:bottom w:w="100" w:type="dxa"/>
-              <w:end w:w="120" w:type="dxa"/>
+              <w:top w:w="90" w:type="dxa"/>
+              <w:bottom w:w="90" w:type="dxa"/>
+              <w:left w:w="90" w:type="dxa"/>
+              <w:right w:w="90" w:type="dxa"/>
             </w:tcMar>
-            <w:shd w:fill="EFF5F8"/>
           </w:tcPr>
           <w:p>
             <w:pPr>
-              <w:jc w:val="left"/>
+              <w:spacing w:after="100"/>
             </w:pPr>
             <w:r>
               <w:rPr>
-                <w:sz w:val="18"/>
+                <w:sz w:val="19"/>
               </w:rPr>
-              <w:t>Same model without stable evidence IDs or validation</w:t>
+              <w:t>Fake secrets, personal data, instructions, private links, uncertainty</w:t>
             </w:r>
           </w:p>
         </w:tc>
@@ -574,94 +581,179 @@
       <w:tr>
         <w:tc>
           <w:tcPr>
-            <w:tcW w:type="dxa" w:w="1944"/>
+            <w:tcW w:type="dxa" w:w="3024"/>
             <w:vAlign w:val="center"/>
             <w:tcBorders>
               <w:top w:val="single" w:sz="4" w:color="D9D9D9"/>
+              <w:bottom w:val="single" w:sz="4" w:color="D9D9D9"/>
               <w:left w:val="single" w:sz="4" w:color="D9D9D9"/>
-              <w:bottom w:val="single" w:sz="4" w:color="D9D9D9"/>
               <w:right w:val="single" w:sz="4" w:color="D9D9D9"/>
-              <w:insideH w:val="single" w:sz="4" w:color="D9D9D9"/>
-              <w:insideV w:val="single" w:sz="4" w:color="D9D9D9"/>
             </w:tcBorders>
             <w:tcMar>
-              <w:top w:w="100" w:type="dxa"/>
-              <w:start w:w="120" w:type="dxa"/>
-              <w:bottom w:w="100" w:type="dxa"/>
-              <w:end w:w="120" w:type="dxa"/>
+              <w:top w:w="90" w:type="dxa"/>
+              <w:bottom w:w="90" w:type="dxa"/>
+              <w:left w:w="90" w:type="dxa"/>
+              <w:right w:w="90" w:type="dxa"/>
             </w:tcMar>
           </w:tcPr>
           <w:p>
             <w:pPr>
-              <w:jc w:val="center"/>
+              <w:spacing w:after="100"/>
             </w:pPr>
             <w:r>
               <w:rPr>
-                <w:sz w:val="18"/>
+                <w:sz w:val="19"/>
               </w:rPr>
-              <w:t>Transient API case</w:t>
+              <w:t>API and input failures</w:t>
             </w:r>
           </w:p>
         </w:tc>
         <w:tc>
           <w:tcPr>
-            <w:tcW w:type="dxa" w:w="2088"/>
+            <w:tcW w:type="dxa" w:w="936"/>
             <w:vAlign w:val="center"/>
             <w:tcBorders>
               <w:top w:val="single" w:sz="4" w:color="D9D9D9"/>
+              <w:bottom w:val="single" w:sz="4" w:color="D9D9D9"/>
               <w:left w:val="single" w:sz="4" w:color="D9D9D9"/>
-              <w:bottom w:val="single" w:sz="4" w:color="D9D9D9"/>
               <w:right w:val="single" w:sz="4" w:color="D9D9D9"/>
-              <w:insideH w:val="single" w:sz="4" w:color="D9D9D9"/>
-              <w:insideV w:val="single" w:sz="4" w:color="D9D9D9"/>
             </w:tcBorders>
             <w:tcMar>
-              <w:top w:w="100" w:type="dxa"/>
-              <w:start w:w="120" w:type="dxa"/>
-              <w:bottom w:w="100" w:type="dxa"/>
-              <w:end w:w="120" w:type="dxa"/>
+              <w:top w:w="90" w:type="dxa"/>
+              <w:bottom w:w="90" w:type="dxa"/>
+              <w:left w:w="90" w:type="dxa"/>
+              <w:right w:w="90" w:type="dxa"/>
             </w:tcMar>
           </w:tcPr>
           <w:p>
             <w:pPr>
-              <w:jc w:val="left"/>
+              <w:spacing w:after="100"/>
+              <w:jc w:val="center"/>
             </w:pPr>
             <w:r>
               <w:rPr>
-                <w:sz w:val="18"/>
+                <w:sz w:val="19"/>
               </w:rPr>
-              <w:t>Covered by mocked contract test</w:t>
+              <w:t>8</w:t>
             </w:r>
           </w:p>
         </w:tc>
         <w:tc>
           <w:tcPr>
-            <w:tcW w:type="dxa" w:w="5688"/>
+            <w:tcW w:type="dxa" w:w="5832"/>
             <w:vAlign w:val="center"/>
             <w:tcBorders>
               <w:top w:val="single" w:sz="4" w:color="D9D9D9"/>
+              <w:bottom w:val="single" w:sz="4" w:color="D9D9D9"/>
               <w:left w:val="single" w:sz="4" w:color="D9D9D9"/>
-              <w:bottom w:val="single" w:sz="4" w:color="D9D9D9"/>
               <w:right w:val="single" w:sz="4" w:color="D9D9D9"/>
-              <w:insideH w:val="single" w:sz="4" w:color="D9D9D9"/>
-              <w:insideV w:val="single" w:sz="4" w:color="D9D9D9"/>
             </w:tcBorders>
             <w:tcMar>
-              <w:top w:w="100" w:type="dxa"/>
-              <w:start w:w="120" w:type="dxa"/>
-              <w:bottom w:w="100" w:type="dxa"/>
-              <w:end w:w="120" w:type="dxa"/>
+              <w:top w:w="90" w:type="dxa"/>
+              <w:bottom w:w="90" w:type="dxa"/>
+              <w:left w:w="90" w:type="dxa"/>
+              <w:right w:w="90" w:type="dxa"/>
             </w:tcMar>
           </w:tcPr>
           <w:p>
             <w:pPr>
-              <w:jc w:val="left"/>
+              <w:spacing w:after="100"/>
             </w:pPr>
             <w:r>
               <w:rPr>
-                <w:sz w:val="18"/>
+                <w:sz w:val="19"/>
               </w:rPr>
-              <w:t>GitHub retry stops after the configured successful attempt</w:t>
+              <w:t>Pagination, timeout, rate limit, denied access, invalid and oversized input</w:t>
+            </w:r>
+          </w:p>
+        </w:tc>
+      </w:tr>
+      <w:tr>
+        <w:tc>
+          <w:tcPr>
+            <w:tcW w:type="dxa" w:w="3024"/>
+            <w:vAlign w:val="center"/>
+            <w:tcBorders>
+              <w:top w:val="single" w:sz="4" w:color="D9D9D9"/>
+              <w:bottom w:val="single" w:sz="4" w:color="D9D9D9"/>
+              <w:left w:val="single" w:sz="4" w:color="D9D9D9"/>
+              <w:right w:val="single" w:sz="4" w:color="D9D9D9"/>
+            </w:tcBorders>
+            <w:tcMar>
+              <w:top w:w="90" w:type="dxa"/>
+              <w:bottom w:w="90" w:type="dxa"/>
+              <w:left w:w="90" w:type="dxa"/>
+              <w:right w:w="90" w:type="dxa"/>
+            </w:tcMar>
+          </w:tcPr>
+          <w:p>
+            <w:pPr>
+              <w:spacing w:after="100"/>
+            </w:pPr>
+            <w:r>
+              <w:rPr>
+                <w:sz w:val="19"/>
+              </w:rPr>
+              <w:t>Approval and exports</w:t>
+            </w:r>
+          </w:p>
+        </w:tc>
+        <w:tc>
+          <w:tcPr>
+            <w:tcW w:type="dxa" w:w="936"/>
+            <w:vAlign w:val="center"/>
+            <w:tcBorders>
+              <w:top w:val="single" w:sz="4" w:color="D9D9D9"/>
+              <w:bottom w:val="single" w:sz="4" w:color="D9D9D9"/>
+              <w:left w:val="single" w:sz="4" w:color="D9D9D9"/>
+              <w:right w:val="single" w:sz="4" w:color="D9D9D9"/>
+            </w:tcBorders>
+            <w:tcMar>
+              <w:top w:w="90" w:type="dxa"/>
+              <w:bottom w:w="90" w:type="dxa"/>
+              <w:left w:w="90" w:type="dxa"/>
+              <w:right w:w="90" w:type="dxa"/>
+            </w:tcMar>
+          </w:tcPr>
+          <w:p>
+            <w:pPr>
+              <w:spacing w:after="100"/>
+              <w:jc w:val="center"/>
+            </w:pPr>
+            <w:r>
+              <w:rPr>
+                <w:sz w:val="19"/>
+              </w:rPr>
+              <w:t>10</w:t>
+            </w:r>
+          </w:p>
+        </w:tc>
+        <w:tc>
+          <w:tcPr>
+            <w:tcW w:type="dxa" w:w="5832"/>
+            <w:vAlign w:val="center"/>
+            <w:tcBorders>
+              <w:top w:val="single" w:sz="4" w:color="D9D9D9"/>
+              <w:bottom w:val="single" w:sz="4" w:color="D9D9D9"/>
+              <w:left w:val="single" w:sz="4" w:color="D9D9D9"/>
+              <w:right w:val="single" w:sz="4" w:color="D9D9D9"/>
+            </w:tcBorders>
+            <w:tcMar>
+              <w:top w:w="90" w:type="dxa"/>
+              <w:bottom w:w="90" w:type="dxa"/>
+              <w:left w:w="90" w:type="dxa"/>
+              <w:right w:w="90" w:type="dxa"/>
+            </w:tcMar>
+          </w:tcPr>
+          <w:p>
+            <w:pPr>
+              <w:spacing w:after="100"/>
+            </w:pPr>
+            <w:r>
+              <w:rPr>
+                <w:sz w:val="19"/>
+              </w:rPr>
+              <w:t>Direct bypass, edits, evidence changes, sessions, legacy records, documents, CSV, budgets</w:t>
             </w:r>
           </w:p>
         </w:tc>
@@ -669,20 +761,17 @@
     </w:tbl>
     <w:p>
       <w:pPr>
-        <w:spacing w:after="40"/>
+        <w:spacing w:after="60"/>
       </w:pPr>
     </w:p>
     <w:p>
-      <w:pPr>
-        <w:pStyle w:val="Heading1"/>
-      </w:pPr>
       <w:r>
-        <w:t>Evidence boundary</w:t>
+        <w:t>Each catalog case identifies synthetic provenance, its input, expected behavior, test reference, executed outcome, and failure explanation. The reconstructed B/C/D examples remain separately labeled in the app. Additional variants cover input order, duplicates, whitespace, and unrelated projects.</w:t>
       </w:r>
     </w:p>
     <w:p>
       <w:r>
-        <w:t>The public demo uses labeled sample evidence. The model evaluation uses frozen cases, not a broad production sample. The manual time baseline is still an estimate from reconstructed weeks, so I do not claim a measured 60 percent time reduction yet.</w:t>
+        <w:t>The last two cases in each group were reserved before the first expanded execution. All 12 passed their first executed assertions. They share an authoring process with the implementation, so they are not an independent benchmark; subsequent executions are regression checks. Any case used for a later fix loses its unseen status.</w:t>
       </w:r>
     </w:p>
     <w:p>
@@ -690,46 +779,27 @@
         <w:pStyle w:val="Heading1"/>
       </w:pPr>
       <w:r>
-        <w:t>Baselines and comparison</w:t>
-      </w:r>
-    </w:p>
-    <w:p>
-      <w:pPr>
-        <w:pStyle w:val="Heading2"/>
-      </w:pPr>
-      <w:r>
-        <w:t>Previous workflow</w:t>
+        <w:t>Failures and learning</w:t>
       </w:r>
     </w:p>
     <w:p>
       <w:r>
-        <w:t>Three anonymized reconstructed weeks from real operating patterns estimate manual prep at 55 minutes, 75 minutes and 40 minutes. The median manual preparation estimate is 55 minutes.</w:t>
-      </w:r>
-    </w:p>
-    <w:p>
-      <w:pPr>
-        <w:pStyle w:val="Heading2"/>
-      </w:pPr>
-      <w:r>
-        <w:t>Direct model baseline</w:t>
+        <w:t>The earlier storage method approved reports without revalidation. Direct-call regression tests now reject invalid citations and legacy records lacking evidence snapshots. Editing a report or changing evidence after approval clears approval and refuses export. This check runs below the interface.</w:t>
       </w:r>
     </w:p>
     <w:p>
       <w:r>
-        <w:t>The direct-prompt Haiku baseline used a normal freeform prompt with the raw inputs. It did not use DeliveryBrief evidence IDs, structured output, deterministic validation, approval controls or export records. It passed 1 of 9 scored report cases and cost $0.007295.</w:t>
-      </w:r>
-    </w:p>
-    <w:p>
-      <w:pPr>
-        <w:pStyle w:val="Heading2"/>
-      </w:pPr>
-      <w:r>
-        <w:t>Final workflow</w:t>
+        <w:t>The v1 citation proxy could award full credit to an unsupported statement. A new regression deliberately attaches a real citation to a fabricated budget-approval claim. Citation validity remains one, factual grounding remains pending, and a rejecting synthetic review makes the case fail. The synthetic reviewer is test data, not Elvis's review.</w:t>
       </w:r>
     </w:p>
     <w:p>
       <w:r>
-        <w:t>The validated DeliveryBrief Haiku workflow passed 9 of 9 scored report cases with case 09 covered by an integration test. The run used a $0.30 estimate cap and cost $0.025316.</w:t>
+        <w:t>During the revision, the phone detector damaged ISO timestamps. Date protection was corrected and tested for both date-only strings and full timestamps. A separate quiet-week case found that “No completed work” triggered completion; the demo matcher was corrected and negation cases retained.</w:t>
+      </w:r>
+    </w:p>
+    <w:p>
+      <w:r>
+        <w:t>Earlier Anthropic schema rejection and the missing cross-repository/action findings remain in the historical evidence. Full explanations of the new failures, root causes, changes, and remaining limits are in docs/reliability-upgrade.md.</w:t>
       </w:r>
     </w:p>
     <w:p>
@@ -737,2385 +807,32 @@
         <w:pStyle w:val="Heading1"/>
       </w:pPr>
       <w:r>
-        <w:t>Measures and reasons</w:t>
-      </w:r>
-    </w:p>
-    <w:tbl>
-      <w:tblPr>
-        <w:tblW w:type="auto" w:w="0"/>
-        <w:jc w:val="center"/>
-        <w:tblLayout w:type="fixed"/>
-        <w:tblLook w:firstColumn="1" w:firstRow="1" w:lastColumn="0" w:lastRow="0" w:noHBand="0" w:noVBand="1" w:val="04A0"/>
-      </w:tblPr>
-      <w:tblGrid>
-        <w:gridCol w:w="3264"/>
-        <w:gridCol w:w="3264"/>
-        <w:gridCol w:w="3264"/>
-      </w:tblGrid>
-      <w:tr>
-        <w:tc>
-          <w:tcPr>
-            <w:tcW w:type="dxa" w:w="1800"/>
-            <w:vAlign w:val="center"/>
-            <w:shd w:fill="275D7A"/>
-            <w:tcBorders>
-              <w:top w:val="single" w:sz="4" w:color="D9D9D9"/>
-              <w:left w:val="single" w:sz="4" w:color="D9D9D9"/>
-              <w:bottom w:val="single" w:sz="4" w:color="D9D9D9"/>
-              <w:right w:val="single" w:sz="4" w:color="D9D9D9"/>
-              <w:insideH w:val="single" w:sz="4" w:color="D9D9D9"/>
-              <w:insideV w:val="single" w:sz="4" w:color="D9D9D9"/>
-            </w:tcBorders>
-            <w:tcMar>
-              <w:top w:w="100" w:type="dxa"/>
-              <w:start w:w="120" w:type="dxa"/>
-              <w:bottom w:w="100" w:type="dxa"/>
-              <w:end w:w="120" w:type="dxa"/>
-            </w:tcMar>
-          </w:tcPr>
-          <w:p>
-            <w:pPr>
-              <w:jc w:val="center"/>
-            </w:pPr>
-            <w:r>
-              <w:rPr>
-                <w:b/>
-                <w:color w:val="FFFFFF"/>
-                <w:sz w:val="18"/>
-              </w:rPr>
-              <w:t>Measure</w:t>
-            </w:r>
-          </w:p>
-        </w:tc>
-        <w:tc>
-          <w:tcPr>
-            <w:tcW w:type="dxa" w:w="3024"/>
-            <w:vAlign w:val="center"/>
-            <w:shd w:fill="275D7A"/>
-            <w:tcBorders>
-              <w:top w:val="single" w:sz="4" w:color="D9D9D9"/>
-              <w:left w:val="single" w:sz="4" w:color="D9D9D9"/>
-              <w:bottom w:val="single" w:sz="4" w:color="D9D9D9"/>
-              <w:right w:val="single" w:sz="4" w:color="D9D9D9"/>
-              <w:insideH w:val="single" w:sz="4" w:color="D9D9D9"/>
-              <w:insideV w:val="single" w:sz="4" w:color="D9D9D9"/>
-            </w:tcBorders>
-            <w:tcMar>
-              <w:top w:w="100" w:type="dxa"/>
-              <w:start w:w="120" w:type="dxa"/>
-              <w:bottom w:w="100" w:type="dxa"/>
-              <w:end w:w="120" w:type="dxa"/>
-            </w:tcMar>
-          </w:tcPr>
-          <w:p>
-            <w:pPr>
-              <w:jc w:val="center"/>
-            </w:pPr>
-            <w:r>
-              <w:rPr>
-                <w:b/>
-                <w:color w:val="FFFFFF"/>
-                <w:sz w:val="18"/>
-              </w:rPr>
-              <w:t>Calculation</w:t>
-            </w:r>
-          </w:p>
-        </w:tc>
-        <w:tc>
-          <w:tcPr>
-            <w:tcW w:type="dxa" w:w="4896"/>
-            <w:vAlign w:val="center"/>
-            <w:shd w:fill="275D7A"/>
-            <w:tcBorders>
-              <w:top w:val="single" w:sz="4" w:color="D9D9D9"/>
-              <w:left w:val="single" w:sz="4" w:color="D9D9D9"/>
-              <w:bottom w:val="single" w:sz="4" w:color="D9D9D9"/>
-              <w:right w:val="single" w:sz="4" w:color="D9D9D9"/>
-              <w:insideH w:val="single" w:sz="4" w:color="D9D9D9"/>
-              <w:insideV w:val="single" w:sz="4" w:color="D9D9D9"/>
-            </w:tcBorders>
-            <w:tcMar>
-              <w:top w:w="100" w:type="dxa"/>
-              <w:start w:w="120" w:type="dxa"/>
-              <w:bottom w:w="100" w:type="dxa"/>
-              <w:end w:w="120" w:type="dxa"/>
-            </w:tcMar>
-          </w:tcPr>
-          <w:p>
-            <w:pPr>
-              <w:jc w:val="center"/>
-            </w:pPr>
-            <w:r>
-              <w:rPr>
-                <w:b/>
-                <w:color w:val="FFFFFF"/>
-                <w:sz w:val="18"/>
-              </w:rPr>
-              <w:t>Reason</w:t>
-            </w:r>
-          </w:p>
-        </w:tc>
-      </w:tr>
-      <w:tr>
-        <w:tc>
-          <w:tcPr>
-            <w:tcW w:type="dxa" w:w="1800"/>
-            <w:vAlign w:val="center"/>
-            <w:tcBorders>
-              <w:top w:val="single" w:sz="4" w:color="D9D9D9"/>
-              <w:left w:val="single" w:sz="4" w:color="D9D9D9"/>
-              <w:bottom w:val="single" w:sz="4" w:color="D9D9D9"/>
-              <w:right w:val="single" w:sz="4" w:color="D9D9D9"/>
-              <w:insideH w:val="single" w:sz="4" w:color="D9D9D9"/>
-              <w:insideV w:val="single" w:sz="4" w:color="D9D9D9"/>
-            </w:tcBorders>
-            <w:tcMar>
-              <w:top w:w="100" w:type="dxa"/>
-              <w:start w:w="120" w:type="dxa"/>
-              <w:bottom w:w="100" w:type="dxa"/>
-              <w:end w:w="120" w:type="dxa"/>
-            </w:tcMar>
-          </w:tcPr>
-          <w:p>
-            <w:pPr>
-              <w:jc w:val="center"/>
-            </w:pPr>
-            <w:r>
-              <w:rPr>
-                <w:sz w:val="18"/>
-              </w:rPr>
-              <w:t>Grounding</w:t>
-            </w:r>
-          </w:p>
-        </w:tc>
-        <w:tc>
-          <w:tcPr>
-            <w:tcW w:type="dxa" w:w="3024"/>
-            <w:vAlign w:val="center"/>
-            <w:tcBorders>
-              <w:top w:val="single" w:sz="4" w:color="D9D9D9"/>
-              <w:left w:val="single" w:sz="4" w:color="D9D9D9"/>
-              <w:bottom w:val="single" w:sz="4" w:color="D9D9D9"/>
-              <w:right w:val="single" w:sz="4" w:color="D9D9D9"/>
-              <w:insideH w:val="single" w:sz="4" w:color="D9D9D9"/>
-              <w:insideV w:val="single" w:sz="4" w:color="D9D9D9"/>
-            </w:tcBorders>
-            <w:tcMar>
-              <w:top w:w="100" w:type="dxa"/>
-              <w:start w:w="120" w:type="dxa"/>
-              <w:bottom w:w="100" w:type="dxa"/>
-              <w:end w:w="120" w:type="dxa"/>
-            </w:tcMar>
-          </w:tcPr>
-          <w:p>
-            <w:pPr>
-              <w:jc w:val="left"/>
-            </w:pPr>
-            <w:r>
-              <w:rPr>
-                <w:sz w:val="18"/>
-              </w:rPr>
-              <w:t>Supported cited facts / cited facts</w:t>
-            </w:r>
-          </w:p>
-        </w:tc>
-        <w:tc>
-          <w:tcPr>
-            <w:tcW w:type="dxa" w:w="4896"/>
-            <w:vAlign w:val="center"/>
-            <w:tcBorders>
-              <w:top w:val="single" w:sz="4" w:color="D9D9D9"/>
-              <w:left w:val="single" w:sz="4" w:color="D9D9D9"/>
-              <w:bottom w:val="single" w:sz="4" w:color="D9D9D9"/>
-              <w:right w:val="single" w:sz="4" w:color="D9D9D9"/>
-              <w:insideH w:val="single" w:sz="4" w:color="D9D9D9"/>
-              <w:insideV w:val="single" w:sz="4" w:color="D9D9D9"/>
-            </w:tcBorders>
-            <w:tcMar>
-              <w:top w:w="100" w:type="dxa"/>
-              <w:start w:w="120" w:type="dxa"/>
-              <w:bottom w:w="100" w:type="dxa"/>
-              <w:end w:w="120" w:type="dxa"/>
-            </w:tcMar>
-          </w:tcPr>
-          <w:p>
-            <w:pPr>
-              <w:jc w:val="left"/>
-            </w:pPr>
-            <w:r>
-              <w:rPr>
-                <w:sz w:val="18"/>
-              </w:rPr>
-              <w:t>Unsupported client claims create direct trust risk</w:t>
-            </w:r>
-          </w:p>
-        </w:tc>
-      </w:tr>
-      <w:tr>
-        <w:tc>
-          <w:tcPr>
-            <w:tcW w:type="dxa" w:w="1800"/>
-            <w:vAlign w:val="center"/>
-            <w:tcBorders>
-              <w:top w:val="single" w:sz="4" w:color="D9D9D9"/>
-              <w:left w:val="single" w:sz="4" w:color="D9D9D9"/>
-              <w:bottom w:val="single" w:sz="4" w:color="D9D9D9"/>
-              <w:right w:val="single" w:sz="4" w:color="D9D9D9"/>
-              <w:insideH w:val="single" w:sz="4" w:color="D9D9D9"/>
-              <w:insideV w:val="single" w:sz="4" w:color="D9D9D9"/>
-            </w:tcBorders>
-            <w:tcMar>
-              <w:top w:w="100" w:type="dxa"/>
-              <w:start w:w="120" w:type="dxa"/>
-              <w:bottom w:w="100" w:type="dxa"/>
-              <w:end w:w="120" w:type="dxa"/>
-            </w:tcMar>
-            <w:shd w:fill="EFF5F8"/>
-          </w:tcPr>
-          <w:p>
-            <w:pPr>
-              <w:jc w:val="center"/>
-            </w:pPr>
-            <w:r>
-              <w:rPr>
-                <w:sz w:val="18"/>
-              </w:rPr>
-              <w:t>Coverage</w:t>
-            </w:r>
-          </w:p>
-        </w:tc>
-        <w:tc>
-          <w:tcPr>
-            <w:tcW w:type="dxa" w:w="3024"/>
-            <w:vAlign w:val="center"/>
-            <w:tcBorders>
-              <w:top w:val="single" w:sz="4" w:color="D9D9D9"/>
-              <w:left w:val="single" w:sz="4" w:color="D9D9D9"/>
-              <w:bottom w:val="single" w:sz="4" w:color="D9D9D9"/>
-              <w:right w:val="single" w:sz="4" w:color="D9D9D9"/>
-              <w:insideH w:val="single" w:sz="4" w:color="D9D9D9"/>
-              <w:insideV w:val="single" w:sz="4" w:color="D9D9D9"/>
-            </w:tcBorders>
-            <w:tcMar>
-              <w:top w:w="100" w:type="dxa"/>
-              <w:start w:w="120" w:type="dxa"/>
-              <w:bottom w:w="100" w:type="dxa"/>
-              <w:end w:w="120" w:type="dxa"/>
-            </w:tcMar>
-            <w:shd w:fill="EFF5F8"/>
-          </w:tcPr>
-          <w:p>
-            <w:pPr>
-              <w:jc w:val="left"/>
-            </w:pPr>
-            <w:r>
-              <w:rPr>
-                <w:sz w:val="18"/>
-              </w:rPr>
-              <w:t>Expected facts represented / expected facts</w:t>
-            </w:r>
-          </w:p>
-        </w:tc>
-        <w:tc>
-          <w:tcPr>
-            <w:tcW w:type="dxa" w:w="4896"/>
-            <w:vAlign w:val="center"/>
-            <w:tcBorders>
-              <w:top w:val="single" w:sz="4" w:color="D9D9D9"/>
-              <w:left w:val="single" w:sz="4" w:color="D9D9D9"/>
-              <w:bottom w:val="single" w:sz="4" w:color="D9D9D9"/>
-              <w:right w:val="single" w:sz="4" w:color="D9D9D9"/>
-              <w:insideH w:val="single" w:sz="4" w:color="D9D9D9"/>
-              <w:insideV w:val="single" w:sz="4" w:color="D9D9D9"/>
-            </w:tcBorders>
-            <w:tcMar>
-              <w:top w:w="100" w:type="dxa"/>
-              <w:start w:w="120" w:type="dxa"/>
-              <w:bottom w:w="100" w:type="dxa"/>
-              <w:end w:w="120" w:type="dxa"/>
-            </w:tcMar>
-            <w:shd w:fill="EFF5F8"/>
-          </w:tcPr>
-          <w:p>
-            <w:pPr>
-              <w:jc w:val="left"/>
-            </w:pPr>
-            <w:r>
-              <w:rPr>
-                <w:sz w:val="18"/>
-              </w:rPr>
-              <w:t>A fluent report can omit important work or risk</w:t>
-            </w:r>
-          </w:p>
-        </w:tc>
-      </w:tr>
-      <w:tr>
-        <w:tc>
-          <w:tcPr>
-            <w:tcW w:type="dxa" w:w="1800"/>
-            <w:vAlign w:val="center"/>
-            <w:tcBorders>
-              <w:top w:val="single" w:sz="4" w:color="D9D9D9"/>
-              <w:left w:val="single" w:sz="4" w:color="D9D9D9"/>
-              <w:bottom w:val="single" w:sz="4" w:color="D9D9D9"/>
-              <w:right w:val="single" w:sz="4" w:color="D9D9D9"/>
-              <w:insideH w:val="single" w:sz="4" w:color="D9D9D9"/>
-              <w:insideV w:val="single" w:sz="4" w:color="D9D9D9"/>
-            </w:tcBorders>
-            <w:tcMar>
-              <w:top w:w="100" w:type="dxa"/>
-              <w:start w:w="120" w:type="dxa"/>
-              <w:bottom w:w="100" w:type="dxa"/>
-              <w:end w:w="120" w:type="dxa"/>
-            </w:tcMar>
-          </w:tcPr>
-          <w:p>
-            <w:pPr>
-              <w:jc w:val="center"/>
-            </w:pPr>
-            <w:r>
-              <w:rPr>
-                <w:sz w:val="18"/>
-              </w:rPr>
-              <w:t>Action accuracy</w:t>
-            </w:r>
-          </w:p>
-        </w:tc>
-        <w:tc>
-          <w:tcPr>
-            <w:tcW w:type="dxa" w:w="3024"/>
-            <w:vAlign w:val="center"/>
-            <w:tcBorders>
-              <w:top w:val="single" w:sz="4" w:color="D9D9D9"/>
-              <w:left w:val="single" w:sz="4" w:color="D9D9D9"/>
-              <w:bottom w:val="single" w:sz="4" w:color="D9D9D9"/>
-              <w:right w:val="single" w:sz="4" w:color="D9D9D9"/>
-              <w:insideH w:val="single" w:sz="4" w:color="D9D9D9"/>
-              <w:insideV w:val="single" w:sz="4" w:color="D9D9D9"/>
-            </w:tcBorders>
-            <w:tcMar>
-              <w:top w:w="100" w:type="dxa"/>
-              <w:start w:w="120" w:type="dxa"/>
-              <w:bottom w:w="100" w:type="dxa"/>
-              <w:end w:w="120" w:type="dxa"/>
-            </w:tcMar>
-          </w:tcPr>
-          <w:p>
-            <w:pPr>
-              <w:jc w:val="left"/>
-            </w:pPr>
-            <w:r>
-              <w:rPr>
-                <w:sz w:val="18"/>
-              </w:rPr>
-              <w:t>Supported action fields / expected fields</w:t>
-            </w:r>
-          </w:p>
-        </w:tc>
-        <w:tc>
-          <w:tcPr>
-            <w:tcW w:type="dxa" w:w="4896"/>
-            <w:vAlign w:val="center"/>
-            <w:tcBorders>
-              <w:top w:val="single" w:sz="4" w:color="D9D9D9"/>
-              <w:left w:val="single" w:sz="4" w:color="D9D9D9"/>
-              <w:bottom w:val="single" w:sz="4" w:color="D9D9D9"/>
-              <w:right w:val="single" w:sz="4" w:color="D9D9D9"/>
-              <w:insideH w:val="single" w:sz="4" w:color="D9D9D9"/>
-              <w:insideV w:val="single" w:sz="4" w:color="D9D9D9"/>
-            </w:tcBorders>
-            <w:tcMar>
-              <w:top w:w="100" w:type="dxa"/>
-              <w:start w:w="120" w:type="dxa"/>
-              <w:bottom w:w="100" w:type="dxa"/>
-              <w:end w:w="120" w:type="dxa"/>
-            </w:tcMar>
-          </w:tcPr>
-          <w:p>
-            <w:pPr>
-              <w:jc w:val="left"/>
-            </w:pPr>
-            <w:r>
-              <w:rPr>
-                <w:sz w:val="18"/>
-              </w:rPr>
-              <w:t>Wrong ownership creates operational rework</w:t>
-            </w:r>
-          </w:p>
-        </w:tc>
-      </w:tr>
-      <w:tr>
-        <w:tc>
-          <w:tcPr>
-            <w:tcW w:type="dxa" w:w="1800"/>
-            <w:vAlign w:val="center"/>
-            <w:tcBorders>
-              <w:top w:val="single" w:sz="4" w:color="D9D9D9"/>
-              <w:left w:val="single" w:sz="4" w:color="D9D9D9"/>
-              <w:bottom w:val="single" w:sz="4" w:color="D9D9D9"/>
-              <w:right w:val="single" w:sz="4" w:color="D9D9D9"/>
-              <w:insideH w:val="single" w:sz="4" w:color="D9D9D9"/>
-              <w:insideV w:val="single" w:sz="4" w:color="D9D9D9"/>
-            </w:tcBorders>
-            <w:tcMar>
-              <w:top w:w="100" w:type="dxa"/>
-              <w:start w:w="120" w:type="dxa"/>
-              <w:bottom w:w="100" w:type="dxa"/>
-              <w:end w:w="120" w:type="dxa"/>
-            </w:tcMar>
-            <w:shd w:fill="EFF5F8"/>
-          </w:tcPr>
-          <w:p>
-            <w:pPr>
-              <w:jc w:val="center"/>
-            </w:pPr>
-            <w:r>
-              <w:rPr>
-                <w:sz w:val="18"/>
-              </w:rPr>
-              <w:t>Exception handling</w:t>
-            </w:r>
-          </w:p>
-        </w:tc>
-        <w:tc>
-          <w:tcPr>
-            <w:tcW w:type="dxa" w:w="3024"/>
-            <w:vAlign w:val="center"/>
-            <w:tcBorders>
-              <w:top w:val="single" w:sz="4" w:color="D9D9D9"/>
-              <w:left w:val="single" w:sz="4" w:color="D9D9D9"/>
-              <w:bottom w:val="single" w:sz="4" w:color="D9D9D9"/>
-              <w:right w:val="single" w:sz="4" w:color="D9D9D9"/>
-              <w:insideH w:val="single" w:sz="4" w:color="D9D9D9"/>
-              <w:insideV w:val="single" w:sz="4" w:color="D9D9D9"/>
-            </w:tcBorders>
-            <w:tcMar>
-              <w:top w:w="100" w:type="dxa"/>
-              <w:start w:w="120" w:type="dxa"/>
-              <w:bottom w:w="100" w:type="dxa"/>
-              <w:end w:w="120" w:type="dxa"/>
-            </w:tcMar>
-            <w:shd w:fill="EFF5F8"/>
-          </w:tcPr>
-          <w:p>
-            <w:pPr>
-              <w:jc w:val="left"/>
-            </w:pPr>
-            <w:r>
-              <w:rPr>
-                <w:sz w:val="18"/>
-              </w:rPr>
-              <w:t>Expected behaviors observed / expected behaviors</w:t>
-            </w:r>
-          </w:p>
-        </w:tc>
-        <w:tc>
-          <w:tcPr>
-            <w:tcW w:type="dxa" w:w="4896"/>
-            <w:vAlign w:val="center"/>
-            <w:tcBorders>
-              <w:top w:val="single" w:sz="4" w:color="D9D9D9"/>
-              <w:left w:val="single" w:sz="4" w:color="D9D9D9"/>
-              <w:bottom w:val="single" w:sz="4" w:color="D9D9D9"/>
-              <w:right w:val="single" w:sz="4" w:color="D9D9D9"/>
-              <w:insideH w:val="single" w:sz="4" w:color="D9D9D9"/>
-              <w:insideV w:val="single" w:sz="4" w:color="D9D9D9"/>
-            </w:tcBorders>
-            <w:tcMar>
-              <w:top w:w="100" w:type="dxa"/>
-              <w:start w:w="120" w:type="dxa"/>
-              <w:bottom w:w="100" w:type="dxa"/>
-              <w:end w:w="120" w:type="dxa"/>
-            </w:tcMar>
-            <w:shd w:fill="EFF5F8"/>
-          </w:tcPr>
-          <w:p>
-            <w:pPr>
-              <w:jc w:val="left"/>
-            </w:pPr>
-            <w:r>
-              <w:rPr>
-                <w:sz w:val="18"/>
-              </w:rPr>
-              <w:t>Reliability requires more than a happy path</w:t>
-            </w:r>
-          </w:p>
-        </w:tc>
-      </w:tr>
-      <w:tr>
-        <w:tc>
-          <w:tcPr>
-            <w:tcW w:type="dxa" w:w="1800"/>
-            <w:vAlign w:val="center"/>
-            <w:tcBorders>
-              <w:top w:val="single" w:sz="4" w:color="D9D9D9"/>
-              <w:left w:val="single" w:sz="4" w:color="D9D9D9"/>
-              <w:bottom w:val="single" w:sz="4" w:color="D9D9D9"/>
-              <w:right w:val="single" w:sz="4" w:color="D9D9D9"/>
-              <w:insideH w:val="single" w:sz="4" w:color="D9D9D9"/>
-              <w:insideV w:val="single" w:sz="4" w:color="D9D9D9"/>
-            </w:tcBorders>
-            <w:tcMar>
-              <w:top w:w="100" w:type="dxa"/>
-              <w:start w:w="120" w:type="dxa"/>
-              <w:bottom w:w="100" w:type="dxa"/>
-              <w:end w:w="120" w:type="dxa"/>
-            </w:tcMar>
-          </w:tcPr>
-          <w:p>
-            <w:pPr>
-              <w:jc w:val="center"/>
-            </w:pPr>
-            <w:r>
-              <w:rPr>
-                <w:sz w:val="18"/>
-              </w:rPr>
-              <w:t>Human edit rate</w:t>
-            </w:r>
-          </w:p>
-        </w:tc>
-        <w:tc>
-          <w:tcPr>
-            <w:tcW w:type="dxa" w:w="3024"/>
-            <w:vAlign w:val="center"/>
-            <w:tcBorders>
-              <w:top w:val="single" w:sz="4" w:color="D9D9D9"/>
-              <w:left w:val="single" w:sz="4" w:color="D9D9D9"/>
-              <w:bottom w:val="single" w:sz="4" w:color="D9D9D9"/>
-              <w:right w:val="single" w:sz="4" w:color="D9D9D9"/>
-              <w:insideH w:val="single" w:sz="4" w:color="D9D9D9"/>
-              <w:insideV w:val="single" w:sz="4" w:color="D9D9D9"/>
-            </w:tcBorders>
-            <w:tcMar>
-              <w:top w:w="100" w:type="dxa"/>
-              <w:start w:w="120" w:type="dxa"/>
-              <w:bottom w:w="100" w:type="dxa"/>
-              <w:end w:w="120" w:type="dxa"/>
-            </w:tcMar>
-          </w:tcPr>
-          <w:p>
-            <w:pPr>
-              <w:jc w:val="left"/>
-            </w:pPr>
-            <w:r>
-              <w:rPr>
-                <w:sz w:val="18"/>
-              </w:rPr>
-              <w:t>Changed fields / generated fields</w:t>
-            </w:r>
-          </w:p>
-        </w:tc>
-        <w:tc>
-          <w:tcPr>
-            <w:tcW w:type="dxa" w:w="4896"/>
-            <w:vAlign w:val="center"/>
-            <w:tcBorders>
-              <w:top w:val="single" w:sz="4" w:color="D9D9D9"/>
-              <w:left w:val="single" w:sz="4" w:color="D9D9D9"/>
-              <w:bottom w:val="single" w:sz="4" w:color="D9D9D9"/>
-              <w:right w:val="single" w:sz="4" w:color="D9D9D9"/>
-              <w:insideH w:val="single" w:sz="4" w:color="D9D9D9"/>
-              <w:insideV w:val="single" w:sz="4" w:color="D9D9D9"/>
-            </w:tcBorders>
-            <w:tcMar>
-              <w:top w:w="100" w:type="dxa"/>
-              <w:start w:w="120" w:type="dxa"/>
-              <w:bottom w:w="100" w:type="dxa"/>
-              <w:end w:w="120" w:type="dxa"/>
-            </w:tcMar>
-          </w:tcPr>
-          <w:p>
-            <w:pPr>
-              <w:jc w:val="left"/>
-            </w:pPr>
-            <w:r>
-              <w:rPr>
-                <w:sz w:val="18"/>
-              </w:rPr>
-              <w:t>Measures correction burden left to the manager</w:t>
-            </w:r>
-          </w:p>
-        </w:tc>
-      </w:tr>
-      <w:tr>
-        <w:tc>
-          <w:tcPr>
-            <w:tcW w:type="dxa" w:w="1800"/>
-            <w:vAlign w:val="center"/>
-            <w:tcBorders>
-              <w:top w:val="single" w:sz="4" w:color="D9D9D9"/>
-              <w:left w:val="single" w:sz="4" w:color="D9D9D9"/>
-              <w:bottom w:val="single" w:sz="4" w:color="D9D9D9"/>
-              <w:right w:val="single" w:sz="4" w:color="D9D9D9"/>
-              <w:insideH w:val="single" w:sz="4" w:color="D9D9D9"/>
-              <w:insideV w:val="single" w:sz="4" w:color="D9D9D9"/>
-            </w:tcBorders>
-            <w:tcMar>
-              <w:top w:w="100" w:type="dxa"/>
-              <w:start w:w="120" w:type="dxa"/>
-              <w:bottom w:w="100" w:type="dxa"/>
-              <w:end w:w="120" w:type="dxa"/>
-            </w:tcMar>
-            <w:shd w:fill="EFF5F8"/>
-          </w:tcPr>
-          <w:p>
-            <w:pPr>
-              <w:jc w:val="center"/>
-            </w:pPr>
-            <w:r>
-              <w:rPr>
-                <w:sz w:val="18"/>
-              </w:rPr>
-              <w:t>Workflow time</w:t>
-            </w:r>
-          </w:p>
-        </w:tc>
-        <w:tc>
-          <w:tcPr>
-            <w:tcW w:type="dxa" w:w="3024"/>
-            <w:vAlign w:val="center"/>
-            <w:tcBorders>
-              <w:top w:val="single" w:sz="4" w:color="D9D9D9"/>
-              <w:left w:val="single" w:sz="4" w:color="D9D9D9"/>
-              <w:bottom w:val="single" w:sz="4" w:color="D9D9D9"/>
-              <w:right w:val="single" w:sz="4" w:color="D9D9D9"/>
-              <w:insideH w:val="single" w:sz="4" w:color="D9D9D9"/>
-              <w:insideV w:val="single" w:sz="4" w:color="D9D9D9"/>
-            </w:tcBorders>
-            <w:tcMar>
-              <w:top w:w="100" w:type="dxa"/>
-              <w:start w:w="120" w:type="dxa"/>
-              <w:bottom w:w="100" w:type="dxa"/>
-              <w:end w:w="120" w:type="dxa"/>
-            </w:tcMar>
-            <w:shd w:fill="EFF5F8"/>
-          </w:tcPr>
-          <w:p>
-            <w:pPr>
-              <w:jc w:val="left"/>
-            </w:pPr>
-            <w:r>
-              <w:rPr>
-                <w:sz w:val="18"/>
-              </w:rPr>
-              <w:t>Minutes from collection through approval</w:t>
-            </w:r>
-          </w:p>
-        </w:tc>
-        <w:tc>
-          <w:tcPr>
-            <w:tcW w:type="dxa" w:w="4896"/>
-            <w:vAlign w:val="center"/>
-            <w:tcBorders>
-              <w:top w:val="single" w:sz="4" w:color="D9D9D9"/>
-              <w:left w:val="single" w:sz="4" w:color="D9D9D9"/>
-              <w:bottom w:val="single" w:sz="4" w:color="D9D9D9"/>
-              <w:right w:val="single" w:sz="4" w:color="D9D9D9"/>
-              <w:insideH w:val="single" w:sz="4" w:color="D9D9D9"/>
-              <w:insideV w:val="single" w:sz="4" w:color="D9D9D9"/>
-            </w:tcBorders>
-            <w:tcMar>
-              <w:top w:w="100" w:type="dxa"/>
-              <w:start w:w="120" w:type="dxa"/>
-              <w:bottom w:w="100" w:type="dxa"/>
-              <w:end w:w="120" w:type="dxa"/>
-            </w:tcMar>
-            <w:shd w:fill="EFF5F8"/>
-          </w:tcPr>
-          <w:p>
-            <w:pPr>
-              <w:jc w:val="left"/>
-            </w:pPr>
-            <w:r>
-              <w:rPr>
-                <w:sz w:val="18"/>
-              </w:rPr>
-              <w:t>Tests the operational benefit</w:t>
-            </w:r>
-          </w:p>
-        </w:tc>
-      </w:tr>
-    </w:tbl>
-    <w:p>
-      <w:pPr>
-        <w:spacing w:after="40"/>
-      </w:pPr>
-    </w:p>
-    <w:p>
-      <w:r>
-        <w:br w:type="page"/>
-      </w:r>
-    </w:p>
-    <w:p>
-      <w:pPr>
-        <w:pStyle w:val="Heading1"/>
-      </w:pPr>
-      <w:r>
-        <w:t>Ten frozen cases</w:t>
-      </w:r>
-    </w:p>
-    <w:tbl>
-      <w:tblPr>
-        <w:tblW w:type="auto" w:w="0"/>
-        <w:jc w:val="center"/>
-        <w:tblLayout w:type="fixed"/>
-        <w:tblLook w:firstColumn="1" w:firstRow="1" w:lastColumn="0" w:lastRow="0" w:noHBand="0" w:noVBand="1" w:val="04A0"/>
-      </w:tblPr>
-      <w:tblGrid>
-        <w:gridCol w:w="3264"/>
-        <w:gridCol w:w="3264"/>
-        <w:gridCol w:w="3264"/>
-      </w:tblGrid>
-      <w:tr>
-        <w:tc>
-          <w:tcPr>
-            <w:tcW w:type="dxa" w:w="936"/>
-            <w:vAlign w:val="center"/>
-            <w:shd w:fill="275D7A"/>
-            <w:tcBorders>
-              <w:top w:val="single" w:sz="4" w:color="D9D9D9"/>
-              <w:left w:val="single" w:sz="4" w:color="D9D9D9"/>
-              <w:bottom w:val="single" w:sz="4" w:color="D9D9D9"/>
-              <w:right w:val="single" w:sz="4" w:color="D9D9D9"/>
-              <w:insideH w:val="single" w:sz="4" w:color="D9D9D9"/>
-              <w:insideV w:val="single" w:sz="4" w:color="D9D9D9"/>
-            </w:tcBorders>
-            <w:tcMar>
-              <w:top w:w="100" w:type="dxa"/>
-              <w:start w:w="120" w:type="dxa"/>
-              <w:bottom w:w="100" w:type="dxa"/>
-              <w:end w:w="120" w:type="dxa"/>
-            </w:tcMar>
-          </w:tcPr>
-          <w:p>
-            <w:pPr>
-              <w:jc w:val="center"/>
-            </w:pPr>
-            <w:r>
-              <w:rPr>
-                <w:b/>
-                <w:color w:val="FFFFFF"/>
-                <w:sz w:val="18"/>
-              </w:rPr>
-              <w:t>Case</w:t>
-            </w:r>
-          </w:p>
-        </w:tc>
-        <w:tc>
-          <w:tcPr>
-            <w:tcW w:type="dxa" w:w="3096"/>
-            <w:vAlign w:val="center"/>
-            <w:shd w:fill="275D7A"/>
-            <w:tcBorders>
-              <w:top w:val="single" w:sz="4" w:color="D9D9D9"/>
-              <w:left w:val="single" w:sz="4" w:color="D9D9D9"/>
-              <w:bottom w:val="single" w:sz="4" w:color="D9D9D9"/>
-              <w:right w:val="single" w:sz="4" w:color="D9D9D9"/>
-              <w:insideH w:val="single" w:sz="4" w:color="D9D9D9"/>
-              <w:insideV w:val="single" w:sz="4" w:color="D9D9D9"/>
-            </w:tcBorders>
-            <w:tcMar>
-              <w:top w:w="100" w:type="dxa"/>
-              <w:start w:w="120" w:type="dxa"/>
-              <w:bottom w:w="100" w:type="dxa"/>
-              <w:end w:w="120" w:type="dxa"/>
-            </w:tcMar>
-          </w:tcPr>
-          <w:p>
-            <w:pPr>
-              <w:jc w:val="center"/>
-            </w:pPr>
-            <w:r>
-              <w:rPr>
-                <w:b/>
-                <w:color w:val="FFFFFF"/>
-                <w:sz w:val="18"/>
-              </w:rPr>
-              <w:t>Condition</w:t>
-            </w:r>
-          </w:p>
-        </w:tc>
-        <w:tc>
-          <w:tcPr>
-            <w:tcW w:type="dxa" w:w="5688"/>
-            <w:vAlign w:val="center"/>
-            <w:shd w:fill="275D7A"/>
-            <w:tcBorders>
-              <w:top w:val="single" w:sz="4" w:color="D9D9D9"/>
-              <w:left w:val="single" w:sz="4" w:color="D9D9D9"/>
-              <w:bottom w:val="single" w:sz="4" w:color="D9D9D9"/>
-              <w:right w:val="single" w:sz="4" w:color="D9D9D9"/>
-              <w:insideH w:val="single" w:sz="4" w:color="D9D9D9"/>
-              <w:insideV w:val="single" w:sz="4" w:color="D9D9D9"/>
-            </w:tcBorders>
-            <w:tcMar>
-              <w:top w:w="100" w:type="dxa"/>
-              <w:start w:w="120" w:type="dxa"/>
-              <w:bottom w:w="100" w:type="dxa"/>
-              <w:end w:w="120" w:type="dxa"/>
-            </w:tcMar>
-          </w:tcPr>
-          <w:p>
-            <w:pPr>
-              <w:jc w:val="center"/>
-            </w:pPr>
-            <w:r>
-              <w:rPr>
-                <w:b/>
-                <w:color w:val="FFFFFF"/>
-                <w:sz w:val="18"/>
-              </w:rPr>
-              <w:t>Expected behavior</w:t>
-            </w:r>
-          </w:p>
-        </w:tc>
-      </w:tr>
-      <w:tr>
-        <w:tc>
-          <w:tcPr>
-            <w:tcW w:type="dxa" w:w="936"/>
-            <w:vAlign w:val="center"/>
-            <w:tcBorders>
-              <w:top w:val="single" w:sz="4" w:color="D9D9D9"/>
-              <w:left w:val="single" w:sz="4" w:color="D9D9D9"/>
-              <w:bottom w:val="single" w:sz="4" w:color="D9D9D9"/>
-              <w:right w:val="single" w:sz="4" w:color="D9D9D9"/>
-              <w:insideH w:val="single" w:sz="4" w:color="D9D9D9"/>
-              <w:insideV w:val="single" w:sz="4" w:color="D9D9D9"/>
-            </w:tcBorders>
-            <w:tcMar>
-              <w:top w:w="100" w:type="dxa"/>
-              <w:start w:w="120" w:type="dxa"/>
-              <w:bottom w:w="100" w:type="dxa"/>
-              <w:end w:w="120" w:type="dxa"/>
-            </w:tcMar>
-          </w:tcPr>
-          <w:p>
-            <w:pPr>
-              <w:jc w:val="center"/>
-            </w:pPr>
-            <w:r>
-              <w:rPr>
-                <w:sz w:val="18"/>
-              </w:rPr>
-              <w:t>01</w:t>
-            </w:r>
-          </w:p>
-        </w:tc>
-        <w:tc>
-          <w:tcPr>
-            <w:tcW w:type="dxa" w:w="3096"/>
-            <w:vAlign w:val="center"/>
-            <w:tcBorders>
-              <w:top w:val="single" w:sz="4" w:color="D9D9D9"/>
-              <w:left w:val="single" w:sz="4" w:color="D9D9D9"/>
-              <w:bottom w:val="single" w:sz="4" w:color="D9D9D9"/>
-              <w:right w:val="single" w:sz="4" w:color="D9D9D9"/>
-              <w:insideH w:val="single" w:sz="4" w:color="D9D9D9"/>
-              <w:insideV w:val="single" w:sz="4" w:color="D9D9D9"/>
-            </w:tcBorders>
-            <w:tcMar>
-              <w:top w:w="100" w:type="dxa"/>
-              <w:start w:w="120" w:type="dxa"/>
-              <w:bottom w:w="100" w:type="dxa"/>
-              <w:end w:w="120" w:type="dxa"/>
-            </w:tcMar>
-          </w:tcPr>
-          <w:p>
-            <w:pPr>
-              <w:jc w:val="left"/>
-            </w:pPr>
-            <w:r>
-              <w:rPr>
-                <w:sz w:val="18"/>
-              </w:rPr>
-              <w:t>Normal week</w:t>
-            </w:r>
-          </w:p>
-        </w:tc>
-        <w:tc>
-          <w:tcPr>
-            <w:tcW w:type="dxa" w:w="5688"/>
-            <w:vAlign w:val="center"/>
-            <w:tcBorders>
-              <w:top w:val="single" w:sz="4" w:color="D9D9D9"/>
-              <w:left w:val="single" w:sz="4" w:color="D9D9D9"/>
-              <w:bottom w:val="single" w:sz="4" w:color="D9D9D9"/>
-              <w:right w:val="single" w:sz="4" w:color="D9D9D9"/>
-              <w:insideH w:val="single" w:sz="4" w:color="D9D9D9"/>
-              <w:insideV w:val="single" w:sz="4" w:color="D9D9D9"/>
-            </w:tcBorders>
-            <w:tcMar>
-              <w:top w:w="100" w:type="dxa"/>
-              <w:start w:w="120" w:type="dxa"/>
-              <w:bottom w:w="100" w:type="dxa"/>
-              <w:end w:w="120" w:type="dxa"/>
-            </w:tcMar>
-          </w:tcPr>
-          <w:p>
-            <w:pPr>
-              <w:jc w:val="left"/>
-            </w:pPr>
-            <w:r>
-              <w:rPr>
-                <w:sz w:val="18"/>
-              </w:rPr>
-              <w:t>Supported completion and action</w:t>
-            </w:r>
-          </w:p>
-        </w:tc>
-      </w:tr>
-      <w:tr>
-        <w:tc>
-          <w:tcPr>
-            <w:tcW w:type="dxa" w:w="936"/>
-            <w:vAlign w:val="center"/>
-            <w:tcBorders>
-              <w:top w:val="single" w:sz="4" w:color="D9D9D9"/>
-              <w:left w:val="single" w:sz="4" w:color="D9D9D9"/>
-              <w:bottom w:val="single" w:sz="4" w:color="D9D9D9"/>
-              <w:right w:val="single" w:sz="4" w:color="D9D9D9"/>
-              <w:insideH w:val="single" w:sz="4" w:color="D9D9D9"/>
-              <w:insideV w:val="single" w:sz="4" w:color="D9D9D9"/>
-            </w:tcBorders>
-            <w:tcMar>
-              <w:top w:w="100" w:type="dxa"/>
-              <w:start w:w="120" w:type="dxa"/>
-              <w:bottom w:w="100" w:type="dxa"/>
-              <w:end w:w="120" w:type="dxa"/>
-            </w:tcMar>
-            <w:shd w:fill="EFF5F8"/>
-          </w:tcPr>
-          <w:p>
-            <w:pPr>
-              <w:jc w:val="center"/>
-            </w:pPr>
-            <w:r>
-              <w:rPr>
-                <w:sz w:val="18"/>
-              </w:rPr>
-              <w:t>02</w:t>
-            </w:r>
-          </w:p>
-        </w:tc>
-        <w:tc>
-          <w:tcPr>
-            <w:tcW w:type="dxa" w:w="3096"/>
-            <w:vAlign w:val="center"/>
-            <w:tcBorders>
-              <w:top w:val="single" w:sz="4" w:color="D9D9D9"/>
-              <w:left w:val="single" w:sz="4" w:color="D9D9D9"/>
-              <w:bottom w:val="single" w:sz="4" w:color="D9D9D9"/>
-              <w:right w:val="single" w:sz="4" w:color="D9D9D9"/>
-              <w:insideH w:val="single" w:sz="4" w:color="D9D9D9"/>
-              <w:insideV w:val="single" w:sz="4" w:color="D9D9D9"/>
-            </w:tcBorders>
-            <w:tcMar>
-              <w:top w:w="100" w:type="dxa"/>
-              <w:start w:w="120" w:type="dxa"/>
-              <w:bottom w:w="100" w:type="dxa"/>
-              <w:end w:w="120" w:type="dxa"/>
-            </w:tcMar>
-            <w:shd w:fill="EFF5F8"/>
-          </w:tcPr>
-          <w:p>
-            <w:pPr>
-              <w:jc w:val="left"/>
-            </w:pPr>
-            <w:r>
-              <w:rPr>
-                <w:sz w:val="18"/>
-              </w:rPr>
-              <w:t>No completed work</w:t>
-            </w:r>
-          </w:p>
-        </w:tc>
-        <w:tc>
-          <w:tcPr>
-            <w:tcW w:type="dxa" w:w="5688"/>
-            <w:vAlign w:val="center"/>
-            <w:tcBorders>
-              <w:top w:val="single" w:sz="4" w:color="D9D9D9"/>
-              <w:left w:val="single" w:sz="4" w:color="D9D9D9"/>
-              <w:bottom w:val="single" w:sz="4" w:color="D9D9D9"/>
-              <w:right w:val="single" w:sz="4" w:color="D9D9D9"/>
-              <w:insideH w:val="single" w:sz="4" w:color="D9D9D9"/>
-              <w:insideV w:val="single" w:sz="4" w:color="D9D9D9"/>
-            </w:tcBorders>
-            <w:tcMar>
-              <w:top w:w="100" w:type="dxa"/>
-              <w:start w:w="120" w:type="dxa"/>
-              <w:bottom w:w="100" w:type="dxa"/>
-              <w:end w:w="120" w:type="dxa"/>
-            </w:tcMar>
-            <w:shd w:fill="EFF5F8"/>
-          </w:tcPr>
-          <w:p>
-            <w:pPr>
-              <w:jc w:val="left"/>
-            </w:pPr>
-            <w:r>
-              <w:rPr>
-                <w:sz w:val="18"/>
-              </w:rPr>
-              <w:t>Do not invent completion</w:t>
-            </w:r>
-          </w:p>
-        </w:tc>
-      </w:tr>
-      <w:tr>
-        <w:tc>
-          <w:tcPr>
-            <w:tcW w:type="dxa" w:w="936"/>
-            <w:vAlign w:val="center"/>
-            <w:tcBorders>
-              <w:top w:val="single" w:sz="4" w:color="D9D9D9"/>
-              <w:left w:val="single" w:sz="4" w:color="D9D9D9"/>
-              <w:bottom w:val="single" w:sz="4" w:color="D9D9D9"/>
-              <w:right w:val="single" w:sz="4" w:color="D9D9D9"/>
-              <w:insideH w:val="single" w:sz="4" w:color="D9D9D9"/>
-              <w:insideV w:val="single" w:sz="4" w:color="D9D9D9"/>
-            </w:tcBorders>
-            <w:tcMar>
-              <w:top w:w="100" w:type="dxa"/>
-              <w:start w:w="120" w:type="dxa"/>
-              <w:bottom w:w="100" w:type="dxa"/>
-              <w:end w:w="120" w:type="dxa"/>
-            </w:tcMar>
-          </w:tcPr>
-          <w:p>
-            <w:pPr>
-              <w:jc w:val="center"/>
-            </w:pPr>
-            <w:r>
-              <w:rPr>
-                <w:sz w:val="18"/>
-              </w:rPr>
-              <w:t>03</w:t>
-            </w:r>
-          </w:p>
-        </w:tc>
-        <w:tc>
-          <w:tcPr>
-            <w:tcW w:type="dxa" w:w="3096"/>
-            <w:vAlign w:val="center"/>
-            <w:tcBorders>
-              <w:top w:val="single" w:sz="4" w:color="D9D9D9"/>
-              <w:left w:val="single" w:sz="4" w:color="D9D9D9"/>
-              <w:bottom w:val="single" w:sz="4" w:color="D9D9D9"/>
-              <w:right w:val="single" w:sz="4" w:color="D9D9D9"/>
-              <w:insideH w:val="single" w:sz="4" w:color="D9D9D9"/>
-              <w:insideV w:val="single" w:sz="4" w:color="D9D9D9"/>
-            </w:tcBorders>
-            <w:tcMar>
-              <w:top w:w="100" w:type="dxa"/>
-              <w:start w:w="120" w:type="dxa"/>
-              <w:bottom w:w="100" w:type="dxa"/>
-              <w:end w:w="120" w:type="dxa"/>
-            </w:tcMar>
-          </w:tcPr>
-          <w:p>
-            <w:pPr>
-              <w:jc w:val="left"/>
-            </w:pPr>
-            <w:r>
-              <w:rPr>
-                <w:sz w:val="18"/>
-              </w:rPr>
-              <w:t>Multiple repositories</w:t>
-            </w:r>
-          </w:p>
-        </w:tc>
-        <w:tc>
-          <w:tcPr>
-            <w:tcW w:type="dxa" w:w="5688"/>
-            <w:vAlign w:val="center"/>
-            <w:tcBorders>
-              <w:top w:val="single" w:sz="4" w:color="D9D9D9"/>
-              <w:left w:val="single" w:sz="4" w:color="D9D9D9"/>
-              <w:bottom w:val="single" w:sz="4" w:color="D9D9D9"/>
-              <w:right w:val="single" w:sz="4" w:color="D9D9D9"/>
-              <w:insideH w:val="single" w:sz="4" w:color="D9D9D9"/>
-              <w:insideV w:val="single" w:sz="4" w:color="D9D9D9"/>
-            </w:tcBorders>
-            <w:tcMar>
-              <w:top w:w="100" w:type="dxa"/>
-              <w:start w:w="120" w:type="dxa"/>
-              <w:bottom w:w="100" w:type="dxa"/>
-              <w:end w:w="120" w:type="dxa"/>
-            </w:tcMar>
-          </w:tcPr>
-          <w:p>
-            <w:pPr>
-              <w:jc w:val="left"/>
-            </w:pPr>
-            <w:r>
-              <w:rPr>
-                <w:sz w:val="18"/>
-              </w:rPr>
-              <w:t>Preserve evidence across repositories</w:t>
-            </w:r>
-          </w:p>
-        </w:tc>
-      </w:tr>
-      <w:tr>
-        <w:tc>
-          <w:tcPr>
-            <w:tcW w:type="dxa" w:w="936"/>
-            <w:vAlign w:val="center"/>
-            <w:tcBorders>
-              <w:top w:val="single" w:sz="4" w:color="D9D9D9"/>
-              <w:left w:val="single" w:sz="4" w:color="D9D9D9"/>
-              <w:bottom w:val="single" w:sz="4" w:color="D9D9D9"/>
-              <w:right w:val="single" w:sz="4" w:color="D9D9D9"/>
-              <w:insideH w:val="single" w:sz="4" w:color="D9D9D9"/>
-              <w:insideV w:val="single" w:sz="4" w:color="D9D9D9"/>
-            </w:tcBorders>
-            <w:tcMar>
-              <w:top w:w="100" w:type="dxa"/>
-              <w:start w:w="120" w:type="dxa"/>
-              <w:bottom w:w="100" w:type="dxa"/>
-              <w:end w:w="120" w:type="dxa"/>
-            </w:tcMar>
-            <w:shd w:fill="EFF5F8"/>
-          </w:tcPr>
-          <w:p>
-            <w:pPr>
-              <w:jc w:val="center"/>
-            </w:pPr>
-            <w:r>
-              <w:rPr>
-                <w:sz w:val="18"/>
-              </w:rPr>
-              <w:t>04</w:t>
-            </w:r>
-          </w:p>
-        </w:tc>
-        <w:tc>
-          <w:tcPr>
-            <w:tcW w:type="dxa" w:w="3096"/>
-            <w:vAlign w:val="center"/>
-            <w:tcBorders>
-              <w:top w:val="single" w:sz="4" w:color="D9D9D9"/>
-              <w:left w:val="single" w:sz="4" w:color="D9D9D9"/>
-              <w:bottom w:val="single" w:sz="4" w:color="D9D9D9"/>
-              <w:right w:val="single" w:sz="4" w:color="D9D9D9"/>
-              <w:insideH w:val="single" w:sz="4" w:color="D9D9D9"/>
-              <w:insideV w:val="single" w:sz="4" w:color="D9D9D9"/>
-            </w:tcBorders>
-            <w:tcMar>
-              <w:top w:w="100" w:type="dxa"/>
-              <w:start w:w="120" w:type="dxa"/>
-              <w:bottom w:w="100" w:type="dxa"/>
-              <w:end w:w="120" w:type="dxa"/>
-            </w:tcMar>
-            <w:shd w:fill="EFF5F8"/>
-          </w:tcPr>
-          <w:p>
-            <w:pPr>
-              <w:jc w:val="left"/>
-            </w:pPr>
-            <w:r>
-              <w:rPr>
-                <w:sz w:val="18"/>
-              </w:rPr>
-              <w:t>Source conflict</w:t>
-            </w:r>
-          </w:p>
-        </w:tc>
-        <w:tc>
-          <w:tcPr>
-            <w:tcW w:type="dxa" w:w="5688"/>
-            <w:vAlign w:val="center"/>
-            <w:tcBorders>
-              <w:top w:val="single" w:sz="4" w:color="D9D9D9"/>
-              <w:left w:val="single" w:sz="4" w:color="D9D9D9"/>
-              <w:bottom w:val="single" w:sz="4" w:color="D9D9D9"/>
-              <w:right w:val="single" w:sz="4" w:color="D9D9D9"/>
-              <w:insideH w:val="single" w:sz="4" w:color="D9D9D9"/>
-              <w:insideV w:val="single" w:sz="4" w:color="D9D9D9"/>
-            </w:tcBorders>
-            <w:tcMar>
-              <w:top w:w="100" w:type="dxa"/>
-              <w:start w:w="120" w:type="dxa"/>
-              <w:bottom w:w="100" w:type="dxa"/>
-              <w:end w:w="120" w:type="dxa"/>
-            </w:tcMar>
-            <w:shd w:fill="EFF5F8"/>
-          </w:tcPr>
-          <w:p>
-            <w:pPr>
-              <w:jc w:val="left"/>
-            </w:pPr>
-            <w:r>
-              <w:rPr>
-                <w:sz w:val="18"/>
-              </w:rPr>
-              <w:t>Block approval and identify both records</w:t>
-            </w:r>
-          </w:p>
-        </w:tc>
-      </w:tr>
-      <w:tr>
-        <w:tc>
-          <w:tcPr>
-            <w:tcW w:type="dxa" w:w="936"/>
-            <w:vAlign w:val="center"/>
-            <w:tcBorders>
-              <w:top w:val="single" w:sz="4" w:color="D9D9D9"/>
-              <w:left w:val="single" w:sz="4" w:color="D9D9D9"/>
-              <w:bottom w:val="single" w:sz="4" w:color="D9D9D9"/>
-              <w:right w:val="single" w:sz="4" w:color="D9D9D9"/>
-              <w:insideH w:val="single" w:sz="4" w:color="D9D9D9"/>
-              <w:insideV w:val="single" w:sz="4" w:color="D9D9D9"/>
-            </w:tcBorders>
-            <w:tcMar>
-              <w:top w:w="100" w:type="dxa"/>
-              <w:start w:w="120" w:type="dxa"/>
-              <w:bottom w:w="100" w:type="dxa"/>
-              <w:end w:w="120" w:type="dxa"/>
-            </w:tcMar>
-          </w:tcPr>
-          <w:p>
-            <w:pPr>
-              <w:jc w:val="center"/>
-            </w:pPr>
-            <w:r>
-              <w:rPr>
-                <w:sz w:val="18"/>
-              </w:rPr>
-              <w:t>05</w:t>
-            </w:r>
-          </w:p>
-        </w:tc>
-        <w:tc>
-          <w:tcPr>
-            <w:tcW w:type="dxa" w:w="3096"/>
-            <w:vAlign w:val="center"/>
-            <w:tcBorders>
-              <w:top w:val="single" w:sz="4" w:color="D9D9D9"/>
-              <w:left w:val="single" w:sz="4" w:color="D9D9D9"/>
-              <w:bottom w:val="single" w:sz="4" w:color="D9D9D9"/>
-              <w:right w:val="single" w:sz="4" w:color="D9D9D9"/>
-              <w:insideH w:val="single" w:sz="4" w:color="D9D9D9"/>
-              <w:insideV w:val="single" w:sz="4" w:color="D9D9D9"/>
-            </w:tcBorders>
-            <w:tcMar>
-              <w:top w:w="100" w:type="dxa"/>
-              <w:start w:w="120" w:type="dxa"/>
-              <w:bottom w:w="100" w:type="dxa"/>
-              <w:end w:w="120" w:type="dxa"/>
-            </w:tcMar>
-          </w:tcPr>
-          <w:p>
-            <w:pPr>
-              <w:jc w:val="left"/>
-            </w:pPr>
-            <w:r>
-              <w:rPr>
-                <w:sz w:val="18"/>
-              </w:rPr>
-              <w:t>Duplicate evidence</w:t>
-            </w:r>
-          </w:p>
-        </w:tc>
-        <w:tc>
-          <w:tcPr>
-            <w:tcW w:type="dxa" w:w="5688"/>
-            <w:vAlign w:val="center"/>
-            <w:tcBorders>
-              <w:top w:val="single" w:sz="4" w:color="D9D9D9"/>
-              <w:left w:val="single" w:sz="4" w:color="D9D9D9"/>
-              <w:bottom w:val="single" w:sz="4" w:color="D9D9D9"/>
-              <w:right w:val="single" w:sz="4" w:color="D9D9D9"/>
-              <w:insideH w:val="single" w:sz="4" w:color="D9D9D9"/>
-              <w:insideV w:val="single" w:sz="4" w:color="D9D9D9"/>
-            </w:tcBorders>
-            <w:tcMar>
-              <w:top w:w="100" w:type="dxa"/>
-              <w:start w:w="120" w:type="dxa"/>
-              <w:bottom w:w="100" w:type="dxa"/>
-              <w:end w:w="120" w:type="dxa"/>
-            </w:tcMar>
-          </w:tcPr>
-          <w:p>
-            <w:pPr>
-              <w:jc w:val="left"/>
-            </w:pPr>
-            <w:r>
-              <w:rPr>
-                <w:sz w:val="18"/>
-              </w:rPr>
-              <w:t>Avoid duplicate client bullets</w:t>
-            </w:r>
-          </w:p>
-        </w:tc>
-      </w:tr>
-      <w:tr>
-        <w:tc>
-          <w:tcPr>
-            <w:tcW w:type="dxa" w:w="936"/>
-            <w:vAlign w:val="center"/>
-            <w:tcBorders>
-              <w:top w:val="single" w:sz="4" w:color="D9D9D9"/>
-              <w:left w:val="single" w:sz="4" w:color="D9D9D9"/>
-              <w:bottom w:val="single" w:sz="4" w:color="D9D9D9"/>
-              <w:right w:val="single" w:sz="4" w:color="D9D9D9"/>
-              <w:insideH w:val="single" w:sz="4" w:color="D9D9D9"/>
-              <w:insideV w:val="single" w:sz="4" w:color="D9D9D9"/>
-            </w:tcBorders>
-            <w:tcMar>
-              <w:top w:w="100" w:type="dxa"/>
-              <w:start w:w="120" w:type="dxa"/>
-              <w:bottom w:w="100" w:type="dxa"/>
-              <w:end w:w="120" w:type="dxa"/>
-            </w:tcMar>
-            <w:shd w:fill="EFF5F8"/>
-          </w:tcPr>
-          <w:p>
-            <w:pPr>
-              <w:jc w:val="center"/>
-            </w:pPr>
-            <w:r>
-              <w:rPr>
-                <w:sz w:val="18"/>
-              </w:rPr>
-              <w:t>06</w:t>
-            </w:r>
-          </w:p>
-        </w:tc>
-        <w:tc>
-          <w:tcPr>
-            <w:tcW w:type="dxa" w:w="3096"/>
-            <w:vAlign w:val="center"/>
-            <w:tcBorders>
-              <w:top w:val="single" w:sz="4" w:color="D9D9D9"/>
-              <w:left w:val="single" w:sz="4" w:color="D9D9D9"/>
-              <w:bottom w:val="single" w:sz="4" w:color="D9D9D9"/>
-              <w:right w:val="single" w:sz="4" w:color="D9D9D9"/>
-              <w:insideH w:val="single" w:sz="4" w:color="D9D9D9"/>
-              <w:insideV w:val="single" w:sz="4" w:color="D9D9D9"/>
-            </w:tcBorders>
-            <w:tcMar>
-              <w:top w:w="100" w:type="dxa"/>
-              <w:start w:w="120" w:type="dxa"/>
-              <w:bottom w:w="100" w:type="dxa"/>
-              <w:end w:w="120" w:type="dxa"/>
-            </w:tcMar>
-            <w:shd w:fill="EFF5F8"/>
-          </w:tcPr>
-          <w:p>
-            <w:pPr>
-              <w:jc w:val="left"/>
-            </w:pPr>
-            <w:r>
-              <w:rPr>
-                <w:sz w:val="18"/>
-              </w:rPr>
-              <w:t>Missing action fields</w:t>
-            </w:r>
-          </w:p>
-        </w:tc>
-        <w:tc>
-          <w:tcPr>
-            <w:tcW w:type="dxa" w:w="5688"/>
-            <w:vAlign w:val="center"/>
-            <w:tcBorders>
-              <w:top w:val="single" w:sz="4" w:color="D9D9D9"/>
-              <w:left w:val="single" w:sz="4" w:color="D9D9D9"/>
-              <w:bottom w:val="single" w:sz="4" w:color="D9D9D9"/>
-              <w:right w:val="single" w:sz="4" w:color="D9D9D9"/>
-              <w:insideH w:val="single" w:sz="4" w:color="D9D9D9"/>
-              <w:insideV w:val="single" w:sz="4" w:color="D9D9D9"/>
-            </w:tcBorders>
-            <w:tcMar>
-              <w:top w:w="100" w:type="dxa"/>
-              <w:start w:w="120" w:type="dxa"/>
-              <w:bottom w:w="100" w:type="dxa"/>
-              <w:end w:w="120" w:type="dxa"/>
-            </w:tcMar>
-            <w:shd w:fill="EFF5F8"/>
-          </w:tcPr>
-          <w:p>
-            <w:pPr>
-              <w:jc w:val="left"/>
-            </w:pPr>
-            <w:r>
-              <w:rPr>
-                <w:sz w:val="18"/>
-              </w:rPr>
-              <w:t>Warn without inventing owner or date</w:t>
-            </w:r>
-          </w:p>
-        </w:tc>
-      </w:tr>
-      <w:tr>
-        <w:tc>
-          <w:tcPr>
-            <w:tcW w:type="dxa" w:w="936"/>
-            <w:vAlign w:val="center"/>
-            <w:tcBorders>
-              <w:top w:val="single" w:sz="4" w:color="D9D9D9"/>
-              <w:left w:val="single" w:sz="4" w:color="D9D9D9"/>
-              <w:bottom w:val="single" w:sz="4" w:color="D9D9D9"/>
-              <w:right w:val="single" w:sz="4" w:color="D9D9D9"/>
-              <w:insideH w:val="single" w:sz="4" w:color="D9D9D9"/>
-              <w:insideV w:val="single" w:sz="4" w:color="D9D9D9"/>
-            </w:tcBorders>
-            <w:tcMar>
-              <w:top w:w="100" w:type="dxa"/>
-              <w:start w:w="120" w:type="dxa"/>
-              <w:bottom w:w="100" w:type="dxa"/>
-              <w:end w:w="120" w:type="dxa"/>
-            </w:tcMar>
-          </w:tcPr>
-          <w:p>
-            <w:pPr>
-              <w:jc w:val="center"/>
-            </w:pPr>
-            <w:r>
-              <w:rPr>
-                <w:sz w:val="18"/>
-              </w:rPr>
-              <w:t>07</w:t>
-            </w:r>
-          </w:p>
-        </w:tc>
-        <w:tc>
-          <w:tcPr>
-            <w:tcW w:type="dxa" w:w="3096"/>
-            <w:vAlign w:val="center"/>
-            <w:tcBorders>
-              <w:top w:val="single" w:sz="4" w:color="D9D9D9"/>
-              <w:left w:val="single" w:sz="4" w:color="D9D9D9"/>
-              <w:bottom w:val="single" w:sz="4" w:color="D9D9D9"/>
-              <w:right w:val="single" w:sz="4" w:color="D9D9D9"/>
-              <w:insideH w:val="single" w:sz="4" w:color="D9D9D9"/>
-              <w:insideV w:val="single" w:sz="4" w:color="D9D9D9"/>
-            </w:tcBorders>
-            <w:tcMar>
-              <w:top w:w="100" w:type="dxa"/>
-              <w:start w:w="120" w:type="dxa"/>
-              <w:bottom w:w="100" w:type="dxa"/>
-              <w:end w:w="120" w:type="dxa"/>
-            </w:tcMar>
-          </w:tcPr>
-          <w:p>
-            <w:pPr>
-              <w:jc w:val="left"/>
-            </w:pPr>
-            <w:r>
-              <w:rPr>
-                <w:sz w:val="18"/>
-              </w:rPr>
-              <w:t>Empty document</w:t>
-            </w:r>
-          </w:p>
-        </w:tc>
-        <w:tc>
-          <w:tcPr>
-            <w:tcW w:type="dxa" w:w="5688"/>
-            <w:vAlign w:val="center"/>
-            <w:tcBorders>
-              <w:top w:val="single" w:sz="4" w:color="D9D9D9"/>
-              <w:left w:val="single" w:sz="4" w:color="D9D9D9"/>
-              <w:bottom w:val="single" w:sz="4" w:color="D9D9D9"/>
-              <w:right w:val="single" w:sz="4" w:color="D9D9D9"/>
-              <w:insideH w:val="single" w:sz="4" w:color="D9D9D9"/>
-              <w:insideV w:val="single" w:sz="4" w:color="D9D9D9"/>
-            </w:tcBorders>
-            <w:tcMar>
-              <w:top w:w="100" w:type="dxa"/>
-              <w:start w:w="120" w:type="dxa"/>
-              <w:bottom w:w="100" w:type="dxa"/>
-              <w:end w:w="120" w:type="dxa"/>
-            </w:tcMar>
-          </w:tcPr>
-          <w:p>
-            <w:pPr>
-              <w:jc w:val="left"/>
-            </w:pPr>
-            <w:r>
-              <w:rPr>
-                <w:sz w:val="18"/>
-              </w:rPr>
-              <w:t>Block empty evidence</w:t>
-            </w:r>
-          </w:p>
-        </w:tc>
-      </w:tr>
-      <w:tr>
-        <w:tc>
-          <w:tcPr>
-            <w:tcW w:type="dxa" w:w="936"/>
-            <w:vAlign w:val="center"/>
-            <w:tcBorders>
-              <w:top w:val="single" w:sz="4" w:color="D9D9D9"/>
-              <w:left w:val="single" w:sz="4" w:color="D9D9D9"/>
-              <w:bottom w:val="single" w:sz="4" w:color="D9D9D9"/>
-              <w:right w:val="single" w:sz="4" w:color="D9D9D9"/>
-              <w:insideH w:val="single" w:sz="4" w:color="D9D9D9"/>
-              <w:insideV w:val="single" w:sz="4" w:color="D9D9D9"/>
-            </w:tcBorders>
-            <w:tcMar>
-              <w:top w:w="100" w:type="dxa"/>
-              <w:start w:w="120" w:type="dxa"/>
-              <w:bottom w:w="100" w:type="dxa"/>
-              <w:end w:w="120" w:type="dxa"/>
-            </w:tcMar>
-            <w:shd w:fill="EFF5F8"/>
-          </w:tcPr>
-          <w:p>
-            <w:pPr>
-              <w:jc w:val="center"/>
-            </w:pPr>
-            <w:r>
-              <w:rPr>
-                <w:sz w:val="18"/>
-              </w:rPr>
-              <w:t>08</w:t>
-            </w:r>
-          </w:p>
-        </w:tc>
-        <w:tc>
-          <w:tcPr>
-            <w:tcW w:type="dxa" w:w="3096"/>
-            <w:vAlign w:val="center"/>
-            <w:tcBorders>
-              <w:top w:val="single" w:sz="4" w:color="D9D9D9"/>
-              <w:left w:val="single" w:sz="4" w:color="D9D9D9"/>
-              <w:bottom w:val="single" w:sz="4" w:color="D9D9D9"/>
-              <w:right w:val="single" w:sz="4" w:color="D9D9D9"/>
-              <w:insideH w:val="single" w:sz="4" w:color="D9D9D9"/>
-              <w:insideV w:val="single" w:sz="4" w:color="D9D9D9"/>
-            </w:tcBorders>
-            <w:tcMar>
-              <w:top w:w="100" w:type="dxa"/>
-              <w:start w:w="120" w:type="dxa"/>
-              <w:bottom w:w="100" w:type="dxa"/>
-              <w:end w:w="120" w:type="dxa"/>
-            </w:tcMar>
-            <w:shd w:fill="EFF5F8"/>
-          </w:tcPr>
-          <w:p>
-            <w:pPr>
-              <w:jc w:val="left"/>
-            </w:pPr>
-            <w:r>
-              <w:rPr>
-                <w:sz w:val="18"/>
-              </w:rPr>
-              <w:t>Long notes</w:t>
-            </w:r>
-          </w:p>
-        </w:tc>
-        <w:tc>
-          <w:tcPr>
-            <w:tcW w:type="dxa" w:w="5688"/>
-            <w:vAlign w:val="center"/>
-            <w:tcBorders>
-              <w:top w:val="single" w:sz="4" w:color="D9D9D9"/>
-              <w:left w:val="single" w:sz="4" w:color="D9D9D9"/>
-              <w:bottom w:val="single" w:sz="4" w:color="D9D9D9"/>
-              <w:right w:val="single" w:sz="4" w:color="D9D9D9"/>
-              <w:insideH w:val="single" w:sz="4" w:color="D9D9D9"/>
-              <w:insideV w:val="single" w:sz="4" w:color="D9D9D9"/>
-            </w:tcBorders>
-            <w:tcMar>
-              <w:top w:w="100" w:type="dxa"/>
-              <w:start w:w="120" w:type="dxa"/>
-              <w:bottom w:w="100" w:type="dxa"/>
-              <w:end w:w="120" w:type="dxa"/>
-            </w:tcMar>
-            <w:shd w:fill="EFF5F8"/>
-          </w:tcPr>
-          <w:p>
-            <w:pPr>
-              <w:jc w:val="left"/>
-            </w:pPr>
-            <w:r>
-              <w:rPr>
-                <w:sz w:val="18"/>
-              </w:rPr>
-              <w:t>Preserve supported weekly fact and action</w:t>
-            </w:r>
-          </w:p>
-        </w:tc>
-      </w:tr>
-      <w:tr>
-        <w:tc>
-          <w:tcPr>
-            <w:tcW w:type="dxa" w:w="936"/>
-            <w:vAlign w:val="center"/>
-            <w:tcBorders>
-              <w:top w:val="single" w:sz="4" w:color="D9D9D9"/>
-              <w:left w:val="single" w:sz="4" w:color="D9D9D9"/>
-              <w:bottom w:val="single" w:sz="4" w:color="D9D9D9"/>
-              <w:right w:val="single" w:sz="4" w:color="D9D9D9"/>
-              <w:insideH w:val="single" w:sz="4" w:color="D9D9D9"/>
-              <w:insideV w:val="single" w:sz="4" w:color="D9D9D9"/>
-            </w:tcBorders>
-            <w:tcMar>
-              <w:top w:w="100" w:type="dxa"/>
-              <w:start w:w="120" w:type="dxa"/>
-              <w:bottom w:w="100" w:type="dxa"/>
-              <w:end w:w="120" w:type="dxa"/>
-            </w:tcMar>
-          </w:tcPr>
-          <w:p>
-            <w:pPr>
-              <w:jc w:val="center"/>
-            </w:pPr>
-            <w:r>
-              <w:rPr>
-                <w:sz w:val="18"/>
-              </w:rPr>
-              <w:t>09</w:t>
-            </w:r>
-          </w:p>
-        </w:tc>
-        <w:tc>
-          <w:tcPr>
-            <w:tcW w:type="dxa" w:w="3096"/>
-            <w:vAlign w:val="center"/>
-            <w:tcBorders>
-              <w:top w:val="single" w:sz="4" w:color="D9D9D9"/>
-              <w:left w:val="single" w:sz="4" w:color="D9D9D9"/>
-              <w:bottom w:val="single" w:sz="4" w:color="D9D9D9"/>
-              <w:right w:val="single" w:sz="4" w:color="D9D9D9"/>
-              <w:insideH w:val="single" w:sz="4" w:color="D9D9D9"/>
-              <w:insideV w:val="single" w:sz="4" w:color="D9D9D9"/>
-            </w:tcBorders>
-            <w:tcMar>
-              <w:top w:w="100" w:type="dxa"/>
-              <w:start w:w="120" w:type="dxa"/>
-              <w:bottom w:w="100" w:type="dxa"/>
-              <w:end w:w="120" w:type="dxa"/>
-            </w:tcMar>
-          </w:tcPr>
-          <w:p>
-            <w:pPr>
-              <w:jc w:val="left"/>
-            </w:pPr>
-            <w:r>
-              <w:rPr>
-                <w:sz w:val="18"/>
-              </w:rPr>
-              <w:t>Transient API error</w:t>
-            </w:r>
-          </w:p>
-        </w:tc>
-        <w:tc>
-          <w:tcPr>
-            <w:tcW w:type="dxa" w:w="5688"/>
-            <w:vAlign w:val="center"/>
-            <w:tcBorders>
-              <w:top w:val="single" w:sz="4" w:color="D9D9D9"/>
-              <w:left w:val="single" w:sz="4" w:color="D9D9D9"/>
-              <w:bottom w:val="single" w:sz="4" w:color="D9D9D9"/>
-              <w:right w:val="single" w:sz="4" w:color="D9D9D9"/>
-              <w:insideH w:val="single" w:sz="4" w:color="D9D9D9"/>
-              <w:insideV w:val="single" w:sz="4" w:color="D9D9D9"/>
-            </w:tcBorders>
-            <w:tcMar>
-              <w:top w:w="100" w:type="dxa"/>
-              <w:start w:w="120" w:type="dxa"/>
-              <w:bottom w:w="100" w:type="dxa"/>
-              <w:end w:w="120" w:type="dxa"/>
-            </w:tcMar>
-          </w:tcPr>
-          <w:p>
-            <w:pPr>
-              <w:jc w:val="left"/>
-            </w:pPr>
-            <w:r>
-              <w:rPr>
-                <w:sz w:val="18"/>
-              </w:rPr>
-              <w:t>Retry three times and return a useful failure</w:t>
-            </w:r>
-          </w:p>
-        </w:tc>
-      </w:tr>
-      <w:tr>
-        <w:tc>
-          <w:tcPr>
-            <w:tcW w:type="dxa" w:w="936"/>
-            <w:vAlign w:val="center"/>
-            <w:tcBorders>
-              <w:top w:val="single" w:sz="4" w:color="D9D9D9"/>
-              <w:left w:val="single" w:sz="4" w:color="D9D9D9"/>
-              <w:bottom w:val="single" w:sz="4" w:color="D9D9D9"/>
-              <w:right w:val="single" w:sz="4" w:color="D9D9D9"/>
-              <w:insideH w:val="single" w:sz="4" w:color="D9D9D9"/>
-              <w:insideV w:val="single" w:sz="4" w:color="D9D9D9"/>
-            </w:tcBorders>
-            <w:tcMar>
-              <w:top w:w="100" w:type="dxa"/>
-              <w:start w:w="120" w:type="dxa"/>
-              <w:bottom w:w="100" w:type="dxa"/>
-              <w:end w:w="120" w:type="dxa"/>
-            </w:tcMar>
-            <w:shd w:fill="EFF5F8"/>
-          </w:tcPr>
-          <w:p>
-            <w:pPr>
-              <w:jc w:val="center"/>
-            </w:pPr>
-            <w:r>
-              <w:rPr>
-                <w:sz w:val="18"/>
-              </w:rPr>
-              <w:t>10</w:t>
-            </w:r>
-          </w:p>
-        </w:tc>
-        <w:tc>
-          <w:tcPr>
-            <w:tcW w:type="dxa" w:w="3096"/>
-            <w:vAlign w:val="center"/>
-            <w:tcBorders>
-              <w:top w:val="single" w:sz="4" w:color="D9D9D9"/>
-              <w:left w:val="single" w:sz="4" w:color="D9D9D9"/>
-              <w:bottom w:val="single" w:sz="4" w:color="D9D9D9"/>
-              <w:right w:val="single" w:sz="4" w:color="D9D9D9"/>
-              <w:insideH w:val="single" w:sz="4" w:color="D9D9D9"/>
-              <w:insideV w:val="single" w:sz="4" w:color="D9D9D9"/>
-            </w:tcBorders>
-            <w:tcMar>
-              <w:top w:w="100" w:type="dxa"/>
-              <w:start w:w="120" w:type="dxa"/>
-              <w:bottom w:w="100" w:type="dxa"/>
-              <w:end w:w="120" w:type="dxa"/>
-            </w:tcMar>
-            <w:shd w:fill="EFF5F8"/>
-          </w:tcPr>
-          <w:p>
-            <w:pPr>
-              <w:jc w:val="left"/>
-            </w:pPr>
-            <w:r>
-              <w:rPr>
-                <w:sz w:val="18"/>
-              </w:rPr>
-              <w:t>Injection and PII</w:t>
-            </w:r>
-          </w:p>
-        </w:tc>
-        <w:tc>
-          <w:tcPr>
-            <w:tcW w:type="dxa" w:w="5688"/>
-            <w:vAlign w:val="center"/>
-            <w:tcBorders>
-              <w:top w:val="single" w:sz="4" w:color="D9D9D9"/>
-              <w:left w:val="single" w:sz="4" w:color="D9D9D9"/>
-              <w:bottom w:val="single" w:sz="4" w:color="D9D9D9"/>
-              <w:right w:val="single" w:sz="4" w:color="D9D9D9"/>
-              <w:insideH w:val="single" w:sz="4" w:color="D9D9D9"/>
-              <w:insideV w:val="single" w:sz="4" w:color="D9D9D9"/>
-            </w:tcBorders>
-            <w:tcMar>
-              <w:top w:w="100" w:type="dxa"/>
-              <w:start w:w="120" w:type="dxa"/>
-              <w:bottom w:w="100" w:type="dxa"/>
-              <w:end w:w="120" w:type="dxa"/>
-            </w:tcMar>
-            <w:shd w:fill="EFF5F8"/>
-          </w:tcPr>
-          <w:p>
-            <w:pPr>
-              <w:jc w:val="left"/>
-            </w:pPr>
-            <w:r>
-              <w:rPr>
-                <w:sz w:val="18"/>
-              </w:rPr>
-              <w:t>Treat instructions as content and prevent a leak</w:t>
-            </w:r>
-          </w:p>
-        </w:tc>
-      </w:tr>
-    </w:tbl>
-    <w:p>
-      <w:pPr>
-        <w:spacing w:after="40"/>
-      </w:pPr>
-    </w:p>
-    <w:p>
-      <w:pPr>
-        <w:pStyle w:val="Heading1"/>
-      </w:pPr>
-      <w:r>
-        <w:t>Release criteria</w:t>
-      </w:r>
-    </w:p>
-    <w:p>
-      <w:pPr>
-        <w:pStyle w:val="ListBullet"/>
-        <w:spacing w:after="60"/>
-      </w:pPr>
-      <w:r>
-        <w:t>At least 9 of 10 total cases pass, and every safety case passes.</w:t>
-      </w:r>
-    </w:p>
-    <w:p>
-      <w:pPr>
-        <w:pStyle w:val="ListBullet"/>
-        <w:spacing w:after="60"/>
-      </w:pPr>
-      <w:r>
-        <w:t>Grounding reaches 95 percent and coverage reaches 90 percent.</w:t>
-      </w:r>
-    </w:p>
-    <w:p>
-      <w:pPr>
-        <w:pStyle w:val="ListBullet"/>
-        <w:spacing w:after="60"/>
-      </w:pPr>
-      <w:r>
-        <w:t>Action accuracy reaches 85 percent.</w:t>
-      </w:r>
-    </w:p>
-    <w:p>
-      <w:pPr>
-        <w:pStyle w:val="ListBullet"/>
-        <w:spacing w:after="60"/>
-      </w:pPr>
-      <w:r>
-        <w:t>Median user workflow time falls by at least 60 percent.</w:t>
-      </w:r>
-    </w:p>
-    <w:p>
-      <w:pPr>
-        <w:pStyle w:val="ListBullet"/>
-        <w:spacing w:after="60"/>
-      </w:pPr>
-      <w:r>
-        <w:t>Blocking findings cannot be approved.</w:t>
+        <w:t>Costs and remaining evidence</w:t>
       </w:r>
     </w:p>
     <w:p>
       <w:r>
-        <w:t>Grounding and safety receive the strictest thresholds because a wrong client claim matters more than a missing low-priority detail. Ten cases remain too few for a broad production reliability claim.</w:t>
+        <w:t>No new paid Anthropic calls were made for this revision. Public scenarios are free simulations. The workflow requires an explicit positive budget and reserves a conservative maximum before each request. Unknown pricing blocks execution; failed requests with uncertain billing keep their reservation. The maximum is three attempts and hidden SDK retries are disabled.</w:t>
       </w:r>
     </w:p>
     <w:p>
       <w:r>
-        <w:br w:type="page"/>
-      </w:r>
-    </w:p>
-    <w:p>
-      <w:pPr>
-        <w:pStyle w:val="Heading1"/>
-      </w:pPr>
-      <w:r>
-        <w:t>Failure analysis and remaining work</w:t>
-      </w:r>
-    </w:p>
-    <w:p>
-      <w:pPr>
-        <w:pStyle w:val="Heading2"/>
-      </w:pPr>
-      <w:r>
-        <w:t>Executed failure record</w:t>
-      </w:r>
-    </w:p>
-    <w:tbl>
-      <w:tblPr>
-        <w:tblW w:type="auto" w:w="0"/>
-        <w:jc w:val="center"/>
-        <w:tblLayout w:type="fixed"/>
-        <w:tblLook w:firstColumn="1" w:firstRow="1" w:lastColumn="0" w:lastRow="0" w:noHBand="0" w:noVBand="1" w:val="04A0"/>
-      </w:tblPr>
-      <w:tblGrid>
-        <w:gridCol w:w="3264"/>
-        <w:gridCol w:w="3264"/>
-        <w:gridCol w:w="3264"/>
-      </w:tblGrid>
-      <w:tr>
-        <w:tc>
-          <w:tcPr>
-            <w:tcW w:type="dxa" w:w="2880"/>
-            <w:vAlign w:val="center"/>
-            <w:shd w:fill="275D7A"/>
-            <w:tcBorders>
-              <w:top w:val="single" w:sz="4" w:color="D9D9D9"/>
-              <w:left w:val="single" w:sz="4" w:color="D9D9D9"/>
-              <w:bottom w:val="single" w:sz="4" w:color="D9D9D9"/>
-              <w:right w:val="single" w:sz="4" w:color="D9D9D9"/>
-              <w:insideH w:val="single" w:sz="4" w:color="D9D9D9"/>
-              <w:insideV w:val="single" w:sz="4" w:color="D9D9D9"/>
-            </w:tcBorders>
-            <w:tcMar>
-              <w:top w:w="100" w:type="dxa"/>
-              <w:start w:w="120" w:type="dxa"/>
-              <w:bottom w:w="100" w:type="dxa"/>
-              <w:end w:w="120" w:type="dxa"/>
-            </w:tcMar>
-          </w:tcPr>
-          <w:p>
-            <w:pPr>
-              <w:jc w:val="center"/>
-            </w:pPr>
-            <w:r>
-              <w:rPr>
-                <w:b/>
-                <w:color w:val="FFFFFF"/>
-                <w:sz w:val="18"/>
-              </w:rPr>
-              <w:t>Failure</w:t>
-            </w:r>
-          </w:p>
-        </w:tc>
-        <w:tc>
-          <w:tcPr>
-            <w:tcW w:type="dxa" w:w="3456"/>
-            <w:vAlign w:val="center"/>
-            <w:shd w:fill="275D7A"/>
-            <w:tcBorders>
-              <w:top w:val="single" w:sz="4" w:color="D9D9D9"/>
-              <w:left w:val="single" w:sz="4" w:color="D9D9D9"/>
-              <w:bottom w:val="single" w:sz="4" w:color="D9D9D9"/>
-              <w:right w:val="single" w:sz="4" w:color="D9D9D9"/>
-              <w:insideH w:val="single" w:sz="4" w:color="D9D9D9"/>
-              <w:insideV w:val="single" w:sz="4" w:color="D9D9D9"/>
-            </w:tcBorders>
-            <w:tcMar>
-              <w:top w:w="100" w:type="dxa"/>
-              <w:start w:w="120" w:type="dxa"/>
-              <w:bottom w:w="100" w:type="dxa"/>
-              <w:end w:w="120" w:type="dxa"/>
-            </w:tcMar>
-          </w:tcPr>
-          <w:p>
-            <w:pPr>
-              <w:jc w:val="center"/>
-            </w:pPr>
-            <w:r>
-              <w:rPr>
-                <w:b/>
-                <w:color w:val="FFFFFF"/>
-                <w:sz w:val="18"/>
-              </w:rPr>
-              <w:t>Change made</w:t>
-            </w:r>
-          </w:p>
-        </w:tc>
-        <w:tc>
-          <w:tcPr>
-            <w:tcW w:type="dxa" w:w="3240"/>
-            <w:vAlign w:val="center"/>
-            <w:shd w:fill="275D7A"/>
-            <w:tcBorders>
-              <w:top w:val="single" w:sz="4" w:color="D9D9D9"/>
-              <w:left w:val="single" w:sz="4" w:color="D9D9D9"/>
-              <w:bottom w:val="single" w:sz="4" w:color="D9D9D9"/>
-              <w:right w:val="single" w:sz="4" w:color="D9D9D9"/>
-              <w:insideH w:val="single" w:sz="4" w:color="D9D9D9"/>
-              <w:insideV w:val="single" w:sz="4" w:color="D9D9D9"/>
-            </w:tcBorders>
-            <w:tcMar>
-              <w:top w:w="100" w:type="dxa"/>
-              <w:start w:w="120" w:type="dxa"/>
-              <w:bottom w:w="100" w:type="dxa"/>
-              <w:end w:w="120" w:type="dxa"/>
-            </w:tcMar>
-          </w:tcPr>
-          <w:p>
-            <w:pPr>
-              <w:jc w:val="center"/>
-            </w:pPr>
-            <w:r>
-              <w:rPr>
-                <w:b/>
-                <w:color w:val="FFFFFF"/>
-                <w:sz w:val="18"/>
-              </w:rPr>
-              <w:t>Regression result</w:t>
-            </w:r>
-          </w:p>
-        </w:tc>
-      </w:tr>
-      <w:tr>
-        <w:tc>
-          <w:tcPr>
-            <w:tcW w:type="dxa" w:w="2880"/>
-            <w:vAlign w:val="center"/>
-            <w:tcBorders>
-              <w:top w:val="single" w:sz="4" w:color="D9D9D9"/>
-              <w:left w:val="single" w:sz="4" w:color="D9D9D9"/>
-              <w:bottom w:val="single" w:sz="4" w:color="D9D9D9"/>
-              <w:right w:val="single" w:sz="4" w:color="D9D9D9"/>
-              <w:insideH w:val="single" w:sz="4" w:color="D9D9D9"/>
-              <w:insideV w:val="single" w:sz="4" w:color="D9D9D9"/>
-            </w:tcBorders>
-            <w:tcMar>
-              <w:top w:w="100" w:type="dxa"/>
-              <w:start w:w="120" w:type="dxa"/>
-              <w:bottom w:w="100" w:type="dxa"/>
-              <w:end w:w="120" w:type="dxa"/>
-            </w:tcMar>
-          </w:tcPr>
-          <w:p>
-            <w:pPr>
-              <w:jc w:val="center"/>
-            </w:pPr>
-            <w:r>
-              <w:rPr>
-                <w:sz w:val="18"/>
-              </w:rPr>
-              <w:t>Anthropic rejected the Pydantic schema</w:t>
-            </w:r>
-          </w:p>
-        </w:tc>
-        <w:tc>
-          <w:tcPr>
-            <w:tcW w:type="dxa" w:w="3456"/>
-            <w:vAlign w:val="center"/>
-            <w:tcBorders>
-              <w:top w:val="single" w:sz="4" w:color="D9D9D9"/>
-              <w:left w:val="single" w:sz="4" w:color="D9D9D9"/>
-              <w:bottom w:val="single" w:sz="4" w:color="D9D9D9"/>
-              <w:right w:val="single" w:sz="4" w:color="D9D9D9"/>
-              <w:insideH w:val="single" w:sz="4" w:color="D9D9D9"/>
-              <w:insideV w:val="single" w:sz="4" w:color="D9D9D9"/>
-            </w:tcBorders>
-            <w:tcMar>
-              <w:top w:w="100" w:type="dxa"/>
-              <w:start w:w="120" w:type="dxa"/>
-              <w:bottom w:w="100" w:type="dxa"/>
-              <w:end w:w="120" w:type="dxa"/>
-            </w:tcMar>
-          </w:tcPr>
-          <w:p>
-            <w:pPr>
-              <w:jc w:val="left"/>
-            </w:pPr>
-            <w:r>
-              <w:rPr>
-                <w:sz w:val="18"/>
-              </w:rPr>
-              <w:t>Strict schema conversion added</w:t>
-            </w:r>
-          </w:p>
-        </w:tc>
-        <w:tc>
-          <w:tcPr>
-            <w:tcW w:type="dxa" w:w="3240"/>
-            <w:vAlign w:val="center"/>
-            <w:tcBorders>
-              <w:top w:val="single" w:sz="4" w:color="D9D9D9"/>
-              <w:left w:val="single" w:sz="4" w:color="D9D9D9"/>
-              <w:bottom w:val="single" w:sz="4" w:color="D9D9D9"/>
-              <w:right w:val="single" w:sz="4" w:color="D9D9D9"/>
-              <w:insideH w:val="single" w:sz="4" w:color="D9D9D9"/>
-              <w:insideV w:val="single" w:sz="4" w:color="D9D9D9"/>
-            </w:tcBorders>
-            <w:tcMar>
-              <w:top w:w="100" w:type="dxa"/>
-              <w:start w:w="120" w:type="dxa"/>
-              <w:bottom w:w="100" w:type="dxa"/>
-              <w:end w:w="120" w:type="dxa"/>
-            </w:tcMar>
-          </w:tcPr>
-          <w:p>
-            <w:pPr>
-              <w:jc w:val="left"/>
-            </w:pPr>
-            <w:r>
-              <w:rPr>
-                <w:sz w:val="18"/>
-              </w:rPr>
-              <w:t>Haiku structured output ran successfully</w:t>
-            </w:r>
-          </w:p>
-        </w:tc>
-      </w:tr>
-      <w:tr>
-        <w:tc>
-          <w:tcPr>
-            <w:tcW w:type="dxa" w:w="2880"/>
-            <w:vAlign w:val="center"/>
-            <w:tcBorders>
-              <w:top w:val="single" w:sz="4" w:color="D9D9D9"/>
-              <w:left w:val="single" w:sz="4" w:color="D9D9D9"/>
-              <w:bottom w:val="single" w:sz="4" w:color="D9D9D9"/>
-              <w:right w:val="single" w:sz="4" w:color="D9D9D9"/>
-              <w:insideH w:val="single" w:sz="4" w:color="D9D9D9"/>
-              <w:insideV w:val="single" w:sz="4" w:color="D9D9D9"/>
-            </w:tcBorders>
-            <w:tcMar>
-              <w:top w:w="100" w:type="dxa"/>
-              <w:start w:w="120" w:type="dxa"/>
-              <w:bottom w:w="100" w:type="dxa"/>
-              <w:end w:w="120" w:type="dxa"/>
-            </w:tcMar>
-            <w:shd w:fill="EFF5F8"/>
-          </w:tcPr>
-          <w:p>
-            <w:pPr>
-              <w:jc w:val="center"/>
-            </w:pPr>
-            <w:r>
-              <w:rPr>
-                <w:sz w:val="18"/>
-              </w:rPr>
-              <w:t>Case 03 missed cross-repository evidence</w:t>
-            </w:r>
-          </w:p>
-        </w:tc>
-        <w:tc>
-          <w:tcPr>
-            <w:tcW w:type="dxa" w:w="3456"/>
-            <w:vAlign w:val="center"/>
-            <w:tcBorders>
-              <w:top w:val="single" w:sz="4" w:color="D9D9D9"/>
-              <w:left w:val="single" w:sz="4" w:color="D9D9D9"/>
-              <w:bottom w:val="single" w:sz="4" w:color="D9D9D9"/>
-              <w:right w:val="single" w:sz="4" w:color="D9D9D9"/>
-              <w:insideH w:val="single" w:sz="4" w:color="D9D9D9"/>
-              <w:insideV w:val="single" w:sz="4" w:color="D9D9D9"/>
-            </w:tcBorders>
-            <w:tcMar>
-              <w:top w:w="100" w:type="dxa"/>
-              <w:start w:w="120" w:type="dxa"/>
-              <w:bottom w:w="100" w:type="dxa"/>
-              <w:end w:w="120" w:type="dxa"/>
-            </w:tcMar>
-            <w:shd w:fill="EFF5F8"/>
-          </w:tcPr>
-          <w:p>
-            <w:pPr>
-              <w:jc w:val="left"/>
-            </w:pPr>
-            <w:r>
-              <w:rPr>
-                <w:sz w:val="18"/>
-              </w:rPr>
-              <w:t>Prompt requires important evidence in scored sections</w:t>
-            </w:r>
-          </w:p>
-        </w:tc>
-        <w:tc>
-          <w:tcPr>
-            <w:tcW w:type="dxa" w:w="3240"/>
-            <w:vAlign w:val="center"/>
-            <w:tcBorders>
-              <w:top w:val="single" w:sz="4" w:color="D9D9D9"/>
-              <w:left w:val="single" w:sz="4" w:color="D9D9D9"/>
-              <w:bottom w:val="single" w:sz="4" w:color="D9D9D9"/>
-              <w:right w:val="single" w:sz="4" w:color="D9D9D9"/>
-              <w:insideH w:val="single" w:sz="4" w:color="D9D9D9"/>
-              <w:insideV w:val="single" w:sz="4" w:color="D9D9D9"/>
-            </w:tcBorders>
-            <w:tcMar>
-              <w:top w:w="100" w:type="dxa"/>
-              <w:start w:w="120" w:type="dxa"/>
-              <w:bottom w:w="100" w:type="dxa"/>
-              <w:end w:w="120" w:type="dxa"/>
-            </w:tcMar>
-            <w:shd w:fill="EFF5F8"/>
-          </w:tcPr>
-          <w:p>
-            <w:pPr>
-              <w:jc w:val="left"/>
-            </w:pPr>
-            <w:r>
-              <w:rPr>
-                <w:sz w:val="18"/>
-              </w:rPr>
-              <w:t>Focused case 03 passed</w:t>
-            </w:r>
-          </w:p>
-        </w:tc>
-      </w:tr>
-      <w:tr>
-        <w:tc>
-          <w:tcPr>
-            <w:tcW w:type="dxa" w:w="2880"/>
-            <w:vAlign w:val="center"/>
-            <w:tcBorders>
-              <w:top w:val="single" w:sz="4" w:color="D9D9D9"/>
-              <w:left w:val="single" w:sz="4" w:color="D9D9D9"/>
-              <w:bottom w:val="single" w:sz="4" w:color="D9D9D9"/>
-              <w:right w:val="single" w:sz="4" w:color="D9D9D9"/>
-              <w:insideH w:val="single" w:sz="4" w:color="D9D9D9"/>
-              <w:insideV w:val="single" w:sz="4" w:color="D9D9D9"/>
-            </w:tcBorders>
-            <w:tcMar>
-              <w:top w:w="100" w:type="dxa"/>
-              <w:start w:w="120" w:type="dxa"/>
-              <w:bottom w:w="100" w:type="dxa"/>
-              <w:end w:w="120" w:type="dxa"/>
-            </w:tcMar>
-          </w:tcPr>
-          <w:p>
-            <w:pPr>
-              <w:jc w:val="center"/>
-            </w:pPr>
-            <w:r>
-              <w:rPr>
-                <w:sz w:val="18"/>
-              </w:rPr>
-              <w:t>Case 06 action-like evidence disappeared</w:t>
-            </w:r>
-          </w:p>
-        </w:tc>
-        <w:tc>
-          <w:tcPr>
-            <w:tcW w:type="dxa" w:w="3456"/>
-            <w:vAlign w:val="center"/>
-            <w:tcBorders>
-              <w:top w:val="single" w:sz="4" w:color="D9D9D9"/>
-              <w:left w:val="single" w:sz="4" w:color="D9D9D9"/>
-              <w:bottom w:val="single" w:sz="4" w:color="D9D9D9"/>
-              <w:right w:val="single" w:sz="4" w:color="D9D9D9"/>
-              <w:insideH w:val="single" w:sz="4" w:color="D9D9D9"/>
-              <w:insideV w:val="single" w:sz="4" w:color="D9D9D9"/>
-            </w:tcBorders>
-            <w:tcMar>
-              <w:top w:w="100" w:type="dxa"/>
-              <w:start w:w="120" w:type="dxa"/>
-              <w:bottom w:w="100" w:type="dxa"/>
-              <w:end w:w="120" w:type="dxa"/>
-            </w:tcMar>
-          </w:tcPr>
-          <w:p>
-            <w:pPr>
-              <w:jc w:val="left"/>
-            </w:pPr>
-            <w:r>
-              <w:rPr>
-                <w:sz w:val="18"/>
-              </w:rPr>
-              <w:t>Validator flags missing owner/date from action-like evidence</w:t>
-            </w:r>
-          </w:p>
-        </w:tc>
-        <w:tc>
-          <w:tcPr>
-            <w:tcW w:type="dxa" w:w="3240"/>
-            <w:vAlign w:val="center"/>
-            <w:tcBorders>
-              <w:top w:val="single" w:sz="4" w:color="D9D9D9"/>
-              <w:left w:val="single" w:sz="4" w:color="D9D9D9"/>
-              <w:bottom w:val="single" w:sz="4" w:color="D9D9D9"/>
-              <w:right w:val="single" w:sz="4" w:color="D9D9D9"/>
-              <w:insideH w:val="single" w:sz="4" w:color="D9D9D9"/>
-              <w:insideV w:val="single" w:sz="4" w:color="D9D9D9"/>
-            </w:tcBorders>
-            <w:tcMar>
-              <w:top w:w="100" w:type="dxa"/>
-              <w:start w:w="120" w:type="dxa"/>
-              <w:bottom w:w="100" w:type="dxa"/>
-              <w:end w:w="120" w:type="dxa"/>
-            </w:tcMar>
-          </w:tcPr>
-          <w:p>
-            <w:pPr>
-              <w:jc w:val="left"/>
-            </w:pPr>
-            <w:r>
-              <w:rPr>
-                <w:sz w:val="18"/>
-              </w:rPr>
-              <w:t>Focused case 06 and full Haiku passed</w:t>
-            </w:r>
-          </w:p>
-        </w:tc>
-      </w:tr>
-    </w:tbl>
-    <w:p>
-      <w:pPr>
-        <w:spacing w:after="40"/>
-      </w:pPr>
-    </w:p>
-    <w:p>
-      <w:pPr>
-        <w:pStyle w:val="Heading2"/>
-      </w:pPr>
-      <w:r>
-        <w:t>Evidence still required</w:t>
-      </w:r>
-    </w:p>
-    <w:p>
-      <w:pPr>
-        <w:pStyle w:val="ListBullet"/>
-        <w:spacing w:after="60"/>
-      </w:pPr>
-      <w:r>
-        <w:t>One external target-user run or review if time allows</w:t>
-      </w:r>
-    </w:p>
-    <w:p>
-      <w:pPr>
-        <w:pStyle w:val="ListBullet"/>
-        <w:spacing w:after="60"/>
-      </w:pPr>
-      <w:r>
-        <w:t>Final screenshots for loaded evidence, report, approval and exports</w:t>
-      </w:r>
-    </w:p>
-    <w:p>
-      <w:pPr>
-        <w:pStyle w:val="ListBullet"/>
-        <w:spacing w:after="60"/>
-      </w:pPr>
-      <w:r>
-        <w:t>Final PDF visual review after this rebuild</w:t>
-      </w:r>
-    </w:p>
-    <w:p>
-      <w:pPr>
-        <w:pStyle w:val="ListBullet"/>
-        <w:spacing w:after="60"/>
-      </w:pPr>
-      <w:r>
-        <w:t>A short Loom video showing the public app and one safe failure</w:t>
-      </w:r>
-    </w:p>
-    <w:p>
-      <w:pPr>
-        <w:pStyle w:val="Heading2"/>
-      </w:pPr>
-      <w:r>
-        <w:t>Current limits</w:t>
+        <w:t>Application reservations do not cap unrelated account spending. Hosted SQLite files may disappear on redeployment; durable storage is required before a sustained paid pilot. Estimates are not provider billing guarantees.</w:t>
       </w:r>
     </w:p>
     <w:p>
       <w:r>
-        <w:t>The first evaluation covers one project shape and ten cases. Pattern checks can produce false positives. Read-only access reduces source-system risk but cannot determine whether client wording represents the manager's judgment. The manager remains the approver.</w:t>
+        <w:t>Release evidence still required: a new human-reviewed model run if spending is authorized, a consenting user's complete timed task, Elvis's final claim/code review, and the demo video. Live-source credentials must be checked in the private deployment before presenting a live GitHub/Google flow. Software test passes do not replace these tasks.</w:t>
       </w:r>
     </w:p>
     <w:sectPr>
-      <w:footerReference w:type="default" r:id="rId9"/>
       <w:pgSz w:w="12240" w:h="15840"/>
-      <w:pgMar w:top="1080" w:right="1224" w:bottom="1037" w:left="1224" w:header="720" w:footer="720" w:gutter="0"/>
+      <w:pgMar w:top="1080" w:right="1224" w:bottom="1080" w:left="1224" w:header="720" w:footer="720" w:gutter="0"/>
       <w:cols w:space="720"/>
       <w:docGrid w:linePitch="360"/>
     </w:sectPr>
   </w:body>
 </w:document>
-</file>
-
-<file path=word/footer1.xml><?xml version="1.0" encoding="utf-8"?>
-<w:ftr xmlns:m="http://schemas.openxmlformats.org/officeDocument/2006/math" xmlns:mc="http://schemas.openxmlformats.org/markup-compatibility/2006" xmlns:mo="http://schemas.microsoft.com/office/mac/office/2008/main" xmlns:mv="urn:schemas-microsoft-com:mac:vml" xmlns:o="urn:schemas-microsoft-com:office:office" xmlns:r="http://schemas.openxmlformats.org/officeDocument/2006/relationships" xmlns:v="urn:schemas-microsoft-com:vml" xmlns:w10="urn:schemas-microsoft-com:office:word" xmlns:w14="http://schemas.microsoft.com/office/word/2010/wordml" xmlns:w="http://schemas.openxmlformats.org/wordprocessingml/2006/main" xmlns:wne="http://schemas.microsoft.com/office/word/2006/wordml" xmlns:wp14="http://schemas.microsoft.com/office/word/2010/wordprocessingDrawing" xmlns:wp="http://schemas.openxmlformats.org/drawingml/2006/wordprocessingDrawing" xmlns:wpc="http://schemas.microsoft.com/office/word/2010/wordprocessingCanvas" xmlns:wpg="http://schemas.microsoft.com/office/word/2010/wordprocessingGroup" xmlns:wpi="http://schemas.microsoft.com/office/word/2010/wordprocessingInk" xmlns:wps="http://schemas.microsoft.com/office/word/2010/wordprocessingShape" mc:Ignorable="w14 wp14">
-  <w:p>
-    <w:pPr>
-      <w:pStyle w:val="Footer"/>
-      <w:jc w:val="right"/>
-    </w:pPr>
-    <w:r>
-      <w:rPr>
-        <w:sz w:val="18"/>
-      </w:rPr>
-      <w:t xml:space="preserve">DeliveryBrief  |  </w:t>
-      <w:fldChar w:fldCharType="begin"/>
-      <w:instrText xml:space="preserve"> PAGE </w:instrText>
-      <w:fldChar w:fldCharType="end"/>
-    </w:r>
-  </w:p>
-</w:ftr>
 </file>
 
 <file path=word/numbering.xml><?xml version="1.0" encoding="utf-8"?>
@@ -3482,12 +1199,12 @@
     <w:qFormat/>
     <w:rsid w:val="00FC693F"/>
     <w:pPr>
-      <w:spacing w:after="140" w:line="269" w:lineRule="auto"/>
+      <w:spacing w:after="140" w:line="247" w:lineRule="auto"/>
     </w:pPr>
     <w:rPr>
-      <w:rFonts w:ascii="Aptos" w:hAnsi="Aptos"/>
-      <w:color w:val="182026"/>
-      <w:sz w:val="21"/>
+      <w:rFonts w:ascii="Calibri" w:hAnsi="Calibri"/>
+      <w:color w:val="000000"/>
+      <w:sz w:val="22"/>
     </w:rPr>
   </w:style>
   <w:style w:type="paragraph" w:styleId="Header">
@@ -3545,15 +1262,15 @@
     <w:pPr>
       <w:keepNext/>
       <w:keepLines/>
-      <w:spacing w:before="300" w:after="140"/>
+      <w:spacing w:before="480" w:after="140"/>
       <w:outlineLvl w:val="0"/>
     </w:pPr>
     <w:rPr>
-      <w:rFonts w:asciiTheme="majorHAnsi" w:eastAsiaTheme="majorEastAsia" w:hAnsiTheme="majorHAnsi" w:cstheme="majorBidi" w:ascii="Aptos Display" w:hAnsi="Aptos Display"/>
+      <w:rFonts w:asciiTheme="majorHAnsi" w:eastAsiaTheme="majorEastAsia" w:hAnsiTheme="majorHAnsi" w:cstheme="majorBidi" w:ascii="Calibri" w:hAnsi="Calibri"/>
       <w:b/>
       <w:bCs/>
       <w:color w:val="000000"/>
-      <w:sz w:val="34"/>
+      <w:sz w:val="28"/>
       <w:szCs w:val="28"/>
     </w:rPr>
   </w:style>
@@ -3569,15 +1286,15 @@
     <w:pPr>
       <w:keepNext/>
       <w:keepLines/>
-      <w:spacing w:before="220" w:after="100"/>
+      <w:spacing w:before="200" w:after="140"/>
       <w:outlineLvl w:val="1"/>
     </w:pPr>
     <w:rPr>
-      <w:rFonts w:asciiTheme="majorHAnsi" w:eastAsiaTheme="majorEastAsia" w:hAnsiTheme="majorHAnsi" w:cstheme="majorBidi" w:ascii="Aptos Display" w:hAnsi="Aptos Display"/>
+      <w:rFonts w:asciiTheme="majorHAnsi" w:eastAsiaTheme="majorEastAsia" w:hAnsiTheme="majorHAnsi" w:cstheme="majorBidi" w:ascii="Calibri" w:hAnsi="Calibri"/>
       <w:b/>
       <w:bCs/>
       <w:color w:val="000000"/>
-      <w:sz w:val="25"/>
+      <w:sz w:val="26"/>
       <w:szCs w:val="26"/>
     </w:rPr>
   </w:style>
@@ -3593,14 +1310,14 @@
     <w:pPr>
       <w:keepNext/>
       <w:keepLines/>
-      <w:spacing w:before="200" w:after="0"/>
+      <w:spacing w:before="200" w:after="140"/>
       <w:outlineLvl w:val="2"/>
     </w:pPr>
     <w:rPr>
-      <w:rFonts w:asciiTheme="majorHAnsi" w:eastAsiaTheme="majorEastAsia" w:hAnsiTheme="majorHAnsi" w:cstheme="majorBidi"/>
+      <w:rFonts w:asciiTheme="majorHAnsi" w:eastAsiaTheme="majorEastAsia" w:hAnsiTheme="majorHAnsi" w:cstheme="majorBidi" w:ascii="Calibri" w:hAnsi="Calibri"/>
       <w:b/>
       <w:bCs/>
-      <w:color w:val="4F81BD" w:themeColor="accent1"/>
+      <w:color w:val="000000"/>
     </w:rPr>
   </w:style>
   <w:style w:type="paragraph" w:styleId="Heading4">
@@ -3831,19 +1548,15 @@
     <w:qFormat/>
     <w:rsid w:val="00FC693F"/>
     <w:pPr>
-      <w:keepNext/>
-      <w:pBdr>
-        <w:bottom w:val="single" w:sz="8" w:space="4" w:color="4F81BD" w:themeColor="accent1"/>
-      </w:pBdr>
-      <w:spacing w:after="280" w:line="240" w:lineRule="auto" w:before="0"/>
+      <w:spacing w:after="140" w:line="240" w:lineRule="auto"/>
       <w:contextualSpacing/>
     </w:pPr>
     <w:rPr>
-      <w:rFonts w:asciiTheme="majorHAnsi" w:eastAsiaTheme="majorEastAsia" w:hAnsiTheme="majorHAnsi" w:cstheme="majorBidi" w:ascii="Aptos Display" w:hAnsi="Aptos Display"/>
+      <w:rFonts w:asciiTheme="majorHAnsi" w:eastAsiaTheme="majorEastAsia" w:hAnsiTheme="majorHAnsi" w:cstheme="majorBidi" w:ascii="Calibri" w:hAnsi="Calibri"/>
       <w:color w:val="000000"/>
       <w:spacing w:val="5"/>
       <w:kern w:val="28"/>
-      <w:sz w:val="56"/>
+      <w:sz w:val="52"/>
       <w:szCs w:val="52"/>
     </w:rPr>
   </w:style>
@@ -3871,19 +1584,17 @@
     <w:qFormat/>
     <w:rsid w:val="00FC693F"/>
     <w:pPr>
-      <w:keepNext/>
       <w:numPr>
         <w:ilvl w:val="1"/>
       </w:numPr>
-      <w:spacing w:before="0" w:after="400"/>
     </w:pPr>
     <w:rPr>
-      <w:rFonts w:asciiTheme="majorHAnsi" w:eastAsiaTheme="majorEastAsia" w:hAnsiTheme="majorHAnsi" w:cstheme="majorBidi" w:ascii="Aptos Display" w:hAnsi="Aptos Display"/>
+      <w:rFonts w:asciiTheme="majorHAnsi" w:eastAsiaTheme="majorEastAsia" w:hAnsiTheme="majorHAnsi" w:cstheme="majorBidi"/>
       <w:i/>
       <w:iCs/>
-      <w:color w:val="000000"/>
+      <w:color w:val="4F81BD" w:themeColor="accent1"/>
       <w:spacing w:val="15"/>
-      <w:sz w:val="26"/>
+      <w:sz w:val="24"/>
       <w:szCs w:val="24"/>
     </w:rPr>
   </w:style>
@@ -4321,9 +2032,6 @@
     <w:qFormat/>
     <w:rsid w:val="00FC693F"/>
     <w:pPr>
-      <w:pBdr>
-        <w:bottom w:val="single" w:sz="4" w:space="4" w:color="4F81BD" w:themeColor="accent1"/>
-      </w:pBdr>
       <w:spacing w:before="200" w:after="280"/>
       <w:ind w:left="936" w:right="936"/>
     </w:pPr>

--- a/output/docx/DeliveryBrief-Evaluation-Package.docx
+++ b/output/docx/DeliveryBrief-Evaluation-Package.docx
@@ -25,12 +25,12 @@
     </w:p>
     <w:p>
       <w:r>
-        <w:t>DeliveryBrief has an expanded set of 48 named workflow cases, plus regression and interface tests. The current software suite passes 82 automated tests. The 48 named cases pass as 36 development cases and 12 reserved cases. These are free software contract tests, including mocked APIs and deterministic output. They are not a live Anthropic quality benchmark or evidence of user adoption.</w:t>
+        <w:t>DeliveryBrief has an expanded set of 48 named workflow cases, plus regression, interface, and structure tests. The current software suite passes 85 automated tests locally and in GitHub Actions. The 48 named cases pass as 36 development cases and 12 reserved cases. These are free software contract tests, including mocked APIs and deterministic output. They are not a live Anthropic quality benchmark or evidence of user adoption.</w:t>
       </w:r>
     </w:p>
     <w:p>
       <w:r>
-        <w:t>The executed results are in evaluation/results/reliability-v2.json. The complete test output is reproducible with pytest --junitxml=output/reliability-tests.xml followed by python scripts/summarize_reliability.py.</w:t>
+        <w:t>The executed results are in evaluation/results/reliability-v2.json. The complete test output is reproducible with pytest --junitxml=output/reliability-tests.xml followed by python scripts/summarize_reliability.py. The refactored main branch passed CI in run 34189560471 after a Linux import-path issue in the structure test was corrected.</w:t>
       </w:r>
     </w:p>
     <w:p>
@@ -812,7 +812,7 @@
     </w:p>
     <w:p>
       <w:r>
-        <w:t>No new paid Anthropic calls were made for this revision. Public scenarios are free simulations. The workflow requires an explicit positive budget and reserves a conservative maximum before each request. Unknown pricing blocks execution; failed requests with uncertain billing keep their reservation. The maximum is three attempts and hidden SDK retries are disabled.</w:t>
+        <w:t>No new paid Anthropic calls were made for this reliability and maintainability revision. Public scenarios are free simulations. The workflow requires an explicit positive budget and reserves a conservative maximum before each request. Unknown pricing blocks execution; failed requests with uncertain billing keep their reservation. The maximum is three attempts and hidden SDK retries are disabled.</w:t>
       </w:r>
     </w:p>
     <w:p>

--- a/output/docx/DeliveryBrief-Evaluation-Package.docx
+++ b/output/docx/DeliveryBrief-Evaluation-Package.docx
@@ -12,7 +12,7 @@
     </w:p>
     <w:p>
       <w:r>
-        <w:t>Prepared for Elvis's review | 8 September 2026</w:t>
+        <w:t>Prepared for final Quest submission | 8 September 2026</w:t>
       </w:r>
     </w:p>
     <w:p>
@@ -25,12 +25,17 @@
     </w:p>
     <w:p>
       <w:r>
-        <w:t>DeliveryBrief has an expanded set of 48 named workflow cases, plus regression, interface, and structure tests. The current software suite passes 85 automated tests locally and in GitHub Actions. The 48 named cases pass as 36 development cases and 12 reserved cases. These are free software contract tests, including mocked APIs and deterministic output. They are not a live Anthropic quality benchmark or evidence of user adoption.</w:t>
+        <w:t>DeliveryBrief has an expanded set of 48 named workflow cases, plus regression, interface, integration, and structure tests. The current local suite has 87 passing tests. The 48 named cases pass as 36 development cases and 12 reserved cases. These software checks cover intake, validation, approval, exports, privacy patterns, and failure handling. They sit beside the public app run, the private live-source smoke test, earlier capped Haiku runs, and CI evidence.</w:t>
       </w:r>
     </w:p>
     <w:p>
       <w:r>
-        <w:t>The executed results are in evaluation/results/reliability-v2.json. The complete test output is reproducible with pytest --junitxml=output/reliability-tests.xml followed by python scripts/summarize_reliability.py. The refactored main branch passed CI in run 34189560471 after a Linux import-path issue in the structure test was corrected.</w:t>
+        <w:t>The executed results are in evaluation/results/reliability-v2.json. The complete test output is reproducible with pytest --junitxml=output/reliability-tests.xml followed by python scripts/summarize_reliability.py. I use GitHub Actions as the remote verification check; the refactored main branch passed CI in run 34189560471 after a Linux import-path issue in the structure test was corrected.</w:t>
+      </w:r>
+    </w:p>
+    <w:p>
+      <w:r>
+        <w:t>External research helped sanity-check the problem. PMI's communications report links unclear project communication with project risk. DORA's value-stream guidance points teams toward information flow, wait time, and handoffs when looking for delivery bottlenecks. DORA's loosely coupled teams guidance also treats cross-team dependencies as measurable delivery friction. GitHub Projects and Issues connect planning to issues and pull requests, but they do not write the weekly client update for the manager. I used these sources to shape the problem and metrics, not as evidence that DeliveryBrief has adoption. Sources: https://www.pmi.org/learning/library/en-2013-pulse-high-cost-low-performance-13512, https://dora.dev/guides/value-stream-management/, https://dora.dev/capabilities/loosely-coupled-teams/, and https://github.com/features/issues.</w:t>
       </w:r>
     </w:p>
     <w:p>
@@ -43,12 +48,17 @@
     </w:p>
     <w:p>
       <w:r>
-        <w:t>Elvis supplied three anonymized reconstructed operating weeks: payment retries, mobile/backend coordination, and an ingest migration revert. Their manual preparation estimates are 55, 75, and 40 minutes, with a median of 55 minutes. No stopwatch measurement or independent interview is claimed.</w:t>
+        <w:t>I supplied three anonymized reconstructed operating weeks: payment retries, mobile/backend coordination, and an ingest migration revert. Their manual preparation estimates are 55, 75, and 40 minutes, with a median of 55 minutes. No stopwatch measurement or independent interview is claimed.</w:t>
       </w:r>
     </w:p>
     <w:p>
       <w:r>
-        <w:t>The earlier Haiku structured-workflow run returned 9 of 9 under a v1 proxy evaluator, costing an estimated $0.025316 with median generation latency of 6,444 ms. The direct-prompt baseline returned 1 of 9 under a different keyword evaluator and cost an estimated $0.007295. The original JSON files remain unchanged. Because the scorers differed, this is not a controlled model-quality comparison.</w:t>
+        <w:t>The private live-source smoke test collected 26 GitHub records and one Google Drive note for 7-8 September 2026. The first run exposed a real file-handling gap: the uploaded note was a .txt file, while the adapter only listed native Google Docs. I added Drive note support for .txt, .md, .csv, and .docx, kept unsupported files explicit, and reran the smoke. Claude Haiku returned a valid structured report in one attempt. The conservative request estimate was $0.049441; the actual estimated cost was $0.018218; latency was 22,109 ms. Approval produced six exports from the stored approved snapshot. The public redacted summary is evidence/live-smoke/live-smoke-summary.md.</w:t>
+      </w:r>
+    </w:p>
+    <w:p>
+      <w:r>
+        <w:t>The earlier Haiku structured-workflow run returned 9 of 9 under a v1 proxy evaluator, costing an estimated $0.025316 with median generation latency of 6,444 ms. The direct-prompt baseline returned 1 of 9 under a different keyword evaluator and cost an estimated $0.007295. The original JSON files remain unchanged. Because the scorers differed, this is learning evidence rather than a controlled model-quality comparison.</w:t>
       </w:r>
     </w:p>
     <w:p>
@@ -789,7 +799,7 @@
     </w:p>
     <w:p>
       <w:r>
-        <w:t>The v1 citation proxy could award full credit to an unsupported statement. A new regression deliberately attaches a real citation to a fabricated budget-approval claim. Citation validity remains one, factual grounding remains pending, and a rejecting synthetic review makes the case fail. The synthetic reviewer is test data, not Elvis's review.</w:t>
+        <w:t>The v1 citation proxy could award full credit to an unsupported statement. A new regression deliberately attaches a real citation to a fabricated budget-approval claim. Citation validity remains one, factual grounding remains pending, and a rejecting synthetic review makes the case fail. The synthetic reviewer is test data, not my human review.</w:t>
       </w:r>
     </w:p>
     <w:p>
@@ -812,7 +822,7 @@
     </w:p>
     <w:p>
       <w:r>
-        <w:t>No new paid Anthropic calls were made for this reliability and maintainability revision. Public scenarios are free simulations. The workflow requires an explicit positive budget and reserves a conservative maximum before each request. Unknown pricing blocks execution; failed requests with uncertain billing keep their reservation. The maximum is three attempts and hidden SDK retries are disabled.</w:t>
+        <w:t>The live smoke used one paid Haiku request under the $0.08 cap. Public scenarios remain free simulations. The workflow requires an explicit positive budget and reserves a conservative maximum before each request. Unknown pricing blocks execution; failed requests with uncertain billing keep their reservation. The maximum is three attempts and hidden SDK retries are disabled.</w:t>
       </w:r>
     </w:p>
     <w:p>
@@ -822,7 +832,7 @@
     </w:p>
     <w:p>
       <w:r>
-        <w:t>Release evidence still required: a new human-reviewed model run if spending is authorized, a consenting user's complete timed task, Elvis's final claim/code review, and the demo video. Live-source credentials must be checked in the private deployment before presenting a live GitHub/Google flow. Software test passes do not replace these tasks.</w:t>
+        <w:t>Remaining evidence before stronger adoption claims: a consenting user's complete timed task, my final claim/code review, and the demo video. The live-source path has been checked privately with GitHub, Drive notes, Google Docs API access, and Claude Haiku. Software tests still do not replace a timed user study.</w:t>
       </w:r>
     </w:p>
     <w:sectPr>

--- a/output/docx/DeliveryBrief-Evaluation-Package.docx
+++ b/output/docx/DeliveryBrief-Evaluation-Package.docx
@@ -25,12 +25,12 @@
     </w:p>
     <w:p>
       <w:r>
-        <w:t>DeliveryBrief has an expanded set of 48 named workflow cases, plus regression, interface, integration, and structure tests. The current local suite has 87 passing tests. The 48 named cases pass as 36 development cases and 12 reserved cases. These software checks cover intake, validation, approval, exports, privacy patterns, and failure handling. They sit beside the public app run, the private live-source smoke test, earlier capped Haiku runs, and CI evidence.</w:t>
+        <w:t>DeliveryBrief has an expanded set of 48 named workflow cases, plus regression, interface, integration, structure, CLI, and trace tests. The current local suite has 97 passing tests. The 48 named cases pass as 36 development cases and 12 reserved cases. These software checks cover intake, validation, approval, exports, privacy patterns, tool selection, trace redaction, cost-control paths, and failure handling. They sit beside the public app run, the private live-source smoke test, earlier capped Haiku runs, and CI evidence.</w:t>
       </w:r>
     </w:p>
     <w:p>
       <w:r>
-        <w:t>The executed results are in evaluation/results/reliability-v2.json. The complete test output is reproducible with pytest --junitxml=output/reliability-tests.xml followed by python scripts/summarize_reliability.py. I use GitHub Actions as the remote verification check; the refactored main branch passed CI in run 34189560471 after a Linux import-path issue in the structure test was corrected.</w:t>
+        <w:t>The executed results are in evaluation/results/reliability-v2.json. The complete test output is reproducible with pytest --junitxml=output/reliability-tests.xml followed by python scripts/summarize_reliability.py. I use GitHub Actions as the remote verification check; the refactored main branch passed CI in run 34189560471 after a Linux import-path issue in the structure test was corrected. The trace upgrade was then verified locally before push; it adds tests around tool selection, trace storage, trace redaction, approval invalidation, workflow-trace export, and the estimate-only live-smoke CLI path.</w:t>
       </w:r>
     </w:p>
     <w:p>
@@ -53,7 +53,7 @@
     </w:p>
     <w:p>
       <w:r>
-        <w:t>The private live-source smoke test collected 26 GitHub records and one Google Drive note for 7-8 September 2026. The first run exposed a real file-handling gap: the uploaded note was a .txt file, while the adapter only listed native Google Docs. I added Drive note support for .txt, .md, .csv, and .docx, kept unsupported files explicit, and reran the smoke. Claude Haiku returned a valid structured report in one attempt. The conservative request estimate was $0.049441; the actual estimated cost was $0.018218; latency was 22,109 ms. Approval produced six exports from the stored approved snapshot. The public redacted summary is evidence/live-smoke/live-smoke-summary.md.</w:t>
+        <w:t>The private live-source smoke test collected 26 GitHub records and one Google Drive note for 7-8 September 2026. The first run exposed a real file-handling gap: the uploaded note was a .txt file, while the adapter only listed native Google Docs. I added Drive note support for .txt, .md, .csv, and .docx, kept unsupported files explicit, and reran the smoke. Claude Haiku returned a valid structured report in one attempt. The conservative request estimate was $0.049441; the actual estimated cost was $0.018218; latency was 22,109 ms. Approval produced six exports from the stored approved snapshot at the time of the run. The later trace upgrade adds a seventh approved export, Workflow trace.json, without requiring another paid model call. The public redacted summary is evidence/live-smoke/live-smoke-summary.md.</w:t>
       </w:r>
     </w:p>
     <w:p>
@@ -785,6 +785,11 @@
       </w:r>
     </w:p>
     <w:p>
+      <w:r>
+        <w:t>The trace tests are intentionally separate from the 48 scenario cases. They check that demo mode selects sample evidence and skips Claude, live mode without a positive budget skips Claude before any paid call, Drive and user-supplied inputs are labeled correctly, trace records survive through generation/validation/approval/export, editing after approval blocks export, sensitive values are redacted, and the live-smoke estimate path does not construct an Anthropic generator.</w:t>
+      </w:r>
+    </w:p>
+    <w:p>
       <w:pPr>
         <w:pStyle w:val="Heading1"/>
       </w:pPr>
@@ -822,7 +827,7 @@
     </w:p>
     <w:p>
       <w:r>
-        <w:t>The live smoke used one paid Haiku request under the $0.08 cap. Public scenarios remain free simulations. The workflow requires an explicit positive budget and reserves a conservative maximum before each request. Unknown pricing blocks execution; failed requests with uncertain billing keep their reservation. The maximum is three attempts and hidden SDK retries are disabled.</w:t>
+        <w:t>The live smoke used one paid Haiku request under the $0.08 cap. Public scenarios remain free simulations. The workflow requires an explicit positive budget and reserves a conservative maximum before each request. Unknown pricing blocks execution; failed requests with uncertain billing keep their reservation. The maximum is three attempts and hidden SDK retries are disabled. The CLI has an estimate-only path so I can check configured sources and request cost before constructing the Anthropic generator.</w:t>
       </w:r>
     </w:p>
     <w:p>

--- a/output/docx/DeliveryBrief-Evaluation-Package.docx
+++ b/output/docx/DeliveryBrief-Evaluation-Package.docx
@@ -30,7 +30,7 @@
     </w:p>
     <w:p>
       <w:r>
-        <w:t>The executed results are in evaluation/results/reliability-v2.json. The complete test output is reproducible with pytest --junitxml=output/reliability-tests.xml followed by python scripts/summarize_reliability.py. I use GitHub Actions as the remote verification check; the refactored main branch passed CI in run 34189560471 after a Linux import-path issue in the structure test was corrected. The trace upgrade was then verified locally before push; it adds tests around tool selection, trace storage, trace redaction, approval invalidation, workflow-trace export, and the estimate-only live-smoke CLI path.</w:t>
+        <w:t>The executed results are in evaluation/results/reliability-v2.json. The complete test output is reproducible with pytest --junitxml=output/reliability-tests.xml followed by python scripts/summarize_reliability.py. I use GitHub Actions as the remote verification check; the refactored main branch passed CI in run 34189560471 after a Linux import-path issue in the structure test was corrected. The trace upgrade then passed CI in run 34221962129; it adds tests around tool selection, trace storage, trace redaction, approval invalidation, workflow-trace export, and the estimate-only live-smoke CLI path.</w:t>
       </w:r>
     </w:p>
     <w:p>
